--- a/TECH_DOCS/map_switching_research_papers/full_paper_draft.docx
+++ b/TECH_DOCS/map_switching_research_papers/full_paper_draft.docx
@@ -67,27 +67,7 @@
           <w:sz w:val="23"/>
           <w:szCs w:val="23"/>
         </w:rPr>
-        <w:t xml:space="preserve">Tejas M K, </w:t>
-      </w:r>
-      <w:proofErr w:type="spellStart"/>
-      <w:r>
-        <w:rPr>
-          <w:b/>
-          <w:bCs/>
-          <w:sz w:val="23"/>
-          <w:szCs w:val="23"/>
-        </w:rPr>
-        <w:t>Lalithesh</w:t>
-      </w:r>
-      <w:proofErr w:type="spellEnd"/>
-      <w:r>
-        <w:rPr>
-          <w:b/>
-          <w:bCs/>
-          <w:sz w:val="23"/>
-          <w:szCs w:val="23"/>
-        </w:rPr>
-        <w:t xml:space="preserve"> K, Preetham M, Dr. R. Senthilnathan</w:t>
+        <w:t>Tejas M K, Lalithesh K, Preetham M, Dr. R. Senthilnathan</w:t>
       </w:r>
     </w:p>
     <w:p>
@@ -105,15 +85,7 @@
         <w:jc w:val="center"/>
       </w:pPr>
       <w:r>
-        <w:t xml:space="preserve">SRM Institute of Science and Technology, </w:t>
-      </w:r>
-      <w:proofErr w:type="spellStart"/>
-      <w:r>
-        <w:t>Kattankulathur</w:t>
-      </w:r>
-      <w:proofErr w:type="spellEnd"/>
-      <w:r>
-        <w:t>, Tamil Nadu, India</w:t>
+        <w:t>SRM Institute of Science and Technology, Kattankulathur, Tamil Nadu, India</w:t>
       </w:r>
     </w:p>
     <w:p>
@@ -205,15 +177,7 @@
         <w:t>[6]</w:t>
       </w:r>
       <w:r>
-        <w:t xml:space="preserve">. However, their memory and computational cost scale with the square of the environment's linear dimension at a fixed resolution. For a building-scale indoor environment spanning 60 m × 45 m at a navigation-grade resolution of 0.04 m per cell, a single monolithic occupancy grid requires over 1.46 million cells. Allocating, updating, and planning over this </w:t>
-      </w:r>
-      <w:proofErr w:type="spellStart"/>
-      <w:r>
-        <w:t>costmap</w:t>
-      </w:r>
-      <w:proofErr w:type="spellEnd"/>
-      <w:r>
-        <w:t xml:space="preserve"> imposes a significant burden on resource-constrained embedded platforms such as the NVIDIA Jetson Nano, which must simultaneously execute sensor processing, localization, and real-time path planning.</w:t>
+        <w:t>. However, their memory and computational cost scale with the square of the environment's linear dimension at a fixed resolution. For a building-scale indoor environment spanning 60 m × 45 m at a navigation-grade resolution of 0.04 m per cell, a single monolithic occupancy grid requires over 1.46 million cells. Allocating, updating, and planning over this costmap imposes a significant burden on resource-constrained embedded platforms such as the NVIDIA Jetson Nano, which must simultaneously execute sensor processing, localization, and real-time path planning.</w:t>
       </w:r>
     </w:p>
     <w:p>
@@ -223,15 +187,7 @@
         <w:jc w:val="both"/>
       </w:pPr>
       <w:r>
-        <w:t xml:space="preserve">Three-dimensional map representations, including </w:t>
-      </w:r>
-      <w:proofErr w:type="spellStart"/>
-      <w:r>
-        <w:t>OctoMap</w:t>
-      </w:r>
-      <w:proofErr w:type="spellEnd"/>
-      <w:r>
-        <w:t xml:space="preserve"> </w:t>
+        <w:t xml:space="preserve">Three-dimensional map representations, including OctoMap </w:t>
       </w:r>
       <w:r>
         <w:rPr>
@@ -241,15 +197,7 @@
         <w:t>[2]</w:t>
       </w:r>
       <w:r>
-        <w:t xml:space="preserve"> and </w:t>
-      </w:r>
-      <w:proofErr w:type="spellStart"/>
-      <w:r>
-        <w:t>ColMap</w:t>
-      </w:r>
-      <w:proofErr w:type="spellEnd"/>
-      <w:r>
-        <w:t xml:space="preserve"> </w:t>
+        <w:t xml:space="preserve"> and ColMap </w:t>
       </w:r>
       <w:r>
         <w:rPr>
@@ -269,15 +217,7 @@
         <w:jc w:val="both"/>
       </w:pPr>
       <w:r>
-        <w:t xml:space="preserve">Alternative representations address these challenges through abstraction or </w:t>
-      </w:r>
-      <w:proofErr w:type="spellStart"/>
-      <w:r>
-        <w:t>sparsification</w:t>
-      </w:r>
-      <w:proofErr w:type="spellEnd"/>
-      <w:r>
-        <w:t xml:space="preserve">. Landmark-based maps </w:t>
+        <w:t xml:space="preserve">Alternative representations address these challenges through abstraction or sparsification. Landmark-based maps </w:t>
       </w:r>
       <w:r>
         <w:rPr>
@@ -373,23 +313,7 @@
         <w:t>map server</w:t>
       </w:r>
       <w:r>
-        <w:t xml:space="preserve">. A custom </w:t>
-      </w:r>
-      <w:proofErr w:type="spellStart"/>
-      <w:r>
-        <w:t>Behavior</w:t>
-      </w:r>
-      <w:proofErr w:type="spellEnd"/>
-      <w:r>
-        <w:t xml:space="preserve"> Tree action node monitors the robot's pose and heading at each navigation cycle and initiates an asynchronous tile switch when the robot enters a predefined overlap region between adjacent tiles. This approach reduces the active </w:t>
-      </w:r>
-      <w:proofErr w:type="spellStart"/>
-      <w:r>
-        <w:t>costmap</w:t>
-      </w:r>
-      <w:proofErr w:type="spellEnd"/>
-      <w:r>
-        <w:t xml:space="preserve"> </w:t>
+        <w:t xml:space="preserve">. A custom Behavior Tree action node monitors the robot's pose and heading at each navigation cycle and initiates an asynchronous tile switch when the robot enters a predefined overlap region between adjacent tiles. This approach reduces the active costmap </w:t>
       </w:r>
       <w:r>
         <w:t xml:space="preserve">size </w:t>
@@ -421,23 +345,7 @@
         <w:jc w:val="both"/>
       </w:pPr>
       <w:r>
-        <w:t xml:space="preserve">The key contributions of this work are: (1) a tile-based map decomposition strategy for 2D occupancy grid environments that constrains active </w:t>
-      </w:r>
-      <w:proofErr w:type="spellStart"/>
-      <w:r>
-        <w:t>costmap</w:t>
-      </w:r>
-      <w:proofErr w:type="spellEnd"/>
-      <w:r>
-        <w:t xml:space="preserve"> size to a per-tile constant regardless of total environment scale; (2) a heading-aware trigger zone mechanism that correctly disambiguates bidirectional tile transitions within overlap regions; (3) a non-blocking asynchronous state machine for tile switching that maintains continuous Nav2 operation throughout the transition; and (4) a quantitative benchmark comparing the monolithic and tessellated approaches across </w:t>
-      </w:r>
-      <w:proofErr w:type="spellStart"/>
-      <w:r>
-        <w:t>costmap</w:t>
-      </w:r>
-      <w:proofErr w:type="spellEnd"/>
-      <w:r>
-        <w:t xml:space="preserve"> size, planner memory, and CPU utilization.</w:t>
+        <w:t>The key contributions of this work are: (1) a tile-based map decomposition strategy for 2D occupancy grid environments that constrains active costmap size to a per-tile constant regardless of total environment scale; (2) a heading-aware trigger zone mechanism that correctly disambiguates bidirectional tile transitions within overlap regions; (3) a non-blocking asynchronous state machine for tile switching that maintains continuous Nav2 operation throughout the transition; and (4) a quantitative benchmark comparing the monolithic and tessellated approaches across costmap size, planner memory, and CPU utilization.</w:t>
       </w:r>
     </w:p>
     <w:p>
@@ -487,15 +395,7 @@
       </w:r>
       <w:r>
         <w:lastRenderedPageBreak/>
-        <w:t xml:space="preserve">Occupancy grids integrate directly with standard navigation planners but scale as O(n²) with environment size. Three-dimensional extensions address environments with vertical structure: </w:t>
-      </w:r>
-      <w:proofErr w:type="spellStart"/>
-      <w:r>
-        <w:t>OctoMap</w:t>
-      </w:r>
-      <w:proofErr w:type="spellEnd"/>
-      <w:r>
-        <w:t xml:space="preserve"> </w:t>
+        <w:t xml:space="preserve">Occupancy grids integrate directly with standard navigation planners but scale as O(n²) with environment size. Three-dimensional extensions address environments with vertical structure: OctoMap </w:t>
       </w:r>
       <w:r>
         <w:rPr>
@@ -505,15 +405,7 @@
         <w:t>[2]</w:t>
       </w:r>
       <w:r>
-        <w:t xml:space="preserve"> uses an octree achieving up to 97% memory reduction versus full 3D grids through pruning; </w:t>
-      </w:r>
-      <w:proofErr w:type="spellStart"/>
-      <w:r>
-        <w:t>ColMap</w:t>
-      </w:r>
-      <w:proofErr w:type="spellEnd"/>
-      <w:r>
-        <w:t xml:space="preserve"> </w:t>
+        <w:t xml:space="preserve"> uses an octree achieving up to 97% memory reduction versus full 3D grids through pruning; ColMap </w:t>
       </w:r>
       <w:r>
         <w:rPr>
@@ -523,15 +415,7 @@
         <w:t>[1]</w:t>
       </w:r>
       <w:r>
-        <w:t xml:space="preserve"> combines a 2D N²-tree with run-length encoding along the vertical axis, achieving 12–15× lower memory than </w:t>
-      </w:r>
-      <w:proofErr w:type="spellStart"/>
-      <w:r>
-        <w:t>OctoMap</w:t>
-      </w:r>
-      <w:proofErr w:type="spellEnd"/>
-      <w:r>
-        <w:t xml:space="preserve"> at equivalent resolution. Both retain probabilistic occupancy semantics while compressing storage, but memory still grows with environment size.</w:t>
+        <w:t xml:space="preserve"> combines a 2D N²-tree with run-length encoding along the vertical axis, achieving 12–15× lower memory than OctoMap at equivalent resolution. Both retain probabilistic occupancy semantics while compressing storage, but memory still grows with environment size.</w:t>
       </w:r>
     </w:p>
     <w:p>
@@ -619,15 +503,7 @@
         <w:t>[4]</w:t>
       </w:r>
       <w:r>
-        <w:t xml:space="preserve"> synthesizes 142 works, identifying map </w:t>
-      </w:r>
-      <w:proofErr w:type="spellStart"/>
-      <w:r>
-        <w:t>sparsification</w:t>
-      </w:r>
-      <w:proofErr w:type="spellEnd"/>
-      <w:r>
-        <w:t xml:space="preserve"> and transparent disk-swapping as key strategies for large-scale environments. Wang et al. </w:t>
+        <w:t xml:space="preserve"> synthesizes 142 works, identifying map sparsification and transparent disk-swapping as key strategies for large-scale environments. Wang et al. </w:t>
       </w:r>
       <w:r>
         <w:rPr>
@@ -647,15 +523,7 @@
         <w:t>[7]</w:t>
       </w:r>
       <w:r>
-        <w:t xml:space="preserve"> propose SLAM2REF for aligning LiDAR-inertial session data with reference maps, converging to a global pose in 11–21 seconds versus 42–80 seconds for standard AMCL. </w:t>
-      </w:r>
-      <w:proofErr w:type="spellStart"/>
-      <w:r>
-        <w:t>Horelican</w:t>
-      </w:r>
-      <w:proofErr w:type="spellEnd"/>
-      <w:r>
-        <w:t xml:space="preserve"> </w:t>
+        <w:t xml:space="preserve"> propose SLAM2REF for aligning LiDAR-inertial session data with reference maps, converging to a global pose in 11–21 seconds versus 42–80 seconds for standard AMCL. Horelican </w:t>
       </w:r>
       <w:r>
         <w:rPr>
@@ -675,23 +543,7 @@
         <w:jc w:val="both"/>
       </w:pPr>
       <w:r>
-        <w:t xml:space="preserve">A fundamental tension in occupancy grid mapping is the resolution-memory </w:t>
-      </w:r>
-      <w:proofErr w:type="spellStart"/>
-      <w:r>
-        <w:t>tradeoff</w:t>
-      </w:r>
-      <w:proofErr w:type="spellEnd"/>
-      <w:r>
-        <w:t xml:space="preserve">. </w:t>
-      </w:r>
-      <w:proofErr w:type="spellStart"/>
-      <w:r>
-        <w:t>ColMap</w:t>
-      </w:r>
-      <w:proofErr w:type="spellEnd"/>
-      <w:r>
-        <w:t xml:space="preserve"> </w:t>
+        <w:t xml:space="preserve">A fundamental tension in occupancy grid mapping is the resolution-memory tradeoff. ColMap </w:t>
       </w:r>
       <w:r>
         <w:rPr>
@@ -701,15 +553,7 @@
         <w:t>[1]</w:t>
       </w:r>
       <w:r>
-        <w:t xml:space="preserve"> quantifies this: a 100 m × 100 m × 30 m environment at 5 cm resolution requires 9.6 GB as a full 3D grid. </w:t>
-      </w:r>
-      <w:proofErr w:type="spellStart"/>
-      <w:r>
-        <w:t>OctoMap</w:t>
-      </w:r>
-      <w:proofErr w:type="spellEnd"/>
-      <w:r>
-        <w:t xml:space="preserve"> </w:t>
+        <w:t xml:space="preserve"> quantifies this: a 100 m × 100 m × 30 m environment at 5 cm resolution requires 9.6 GB as a full 3D grid. OctoMap </w:t>
       </w:r>
       <w:r>
         <w:rPr>
@@ -739,23 +583,7 @@
         <w:t>[4]</w:t>
       </w:r>
       <w:r>
-        <w:t xml:space="preserve"> identifies map </w:t>
-      </w:r>
-      <w:proofErr w:type="spellStart"/>
-      <w:r>
-        <w:t>sparsification</w:t>
-      </w:r>
-      <w:proofErr w:type="spellEnd"/>
-      <w:r>
-        <w:t xml:space="preserve"> and runtime memory swapping as the two principal strategies to address this </w:t>
-      </w:r>
-      <w:proofErr w:type="spellStart"/>
-      <w:r>
-        <w:t>tradeoff</w:t>
-      </w:r>
-      <w:proofErr w:type="spellEnd"/>
-      <w:r>
-        <w:t xml:space="preserve"> without sacrificing localization quality.</w:t>
+        <w:t xml:space="preserve"> identifies map sparsification and runtime memory swapping as the two principal strategies to address this tradeoff without sacrificing localization quality.</w:t>
       </w:r>
     </w:p>
     <w:p>
@@ -1044,21 +872,12 @@
             </w:tcMar>
           </w:tcPr>
           <w:p>
-            <w:proofErr w:type="spellStart"/>
-            <w:r>
-              <w:rPr>
-                <w:sz w:val="19"/>
-                <w:szCs w:val="19"/>
-              </w:rPr>
-              <w:t>OctoMap</w:t>
-            </w:r>
-            <w:proofErr w:type="spellEnd"/>
-            <w:r>
-              <w:rPr>
-                <w:sz w:val="19"/>
-                <w:szCs w:val="19"/>
-              </w:rPr>
-              <w:t xml:space="preserve"> [2]</w:t>
+            <w:r>
+              <w:rPr>
+                <w:sz w:val="19"/>
+                <w:szCs w:val="19"/>
+              </w:rPr>
+              <w:t>OctoMap [2]</w:t>
             </w:r>
           </w:p>
         </w:tc>
@@ -1235,21 +1054,12 @@
             </w:tcMar>
           </w:tcPr>
           <w:p>
-            <w:proofErr w:type="spellStart"/>
-            <w:r>
-              <w:rPr>
-                <w:sz w:val="19"/>
-                <w:szCs w:val="19"/>
-              </w:rPr>
-              <w:t>ColMap</w:t>
-            </w:r>
-            <w:proofErr w:type="spellEnd"/>
-            <w:r>
-              <w:rPr>
-                <w:sz w:val="19"/>
-                <w:szCs w:val="19"/>
-              </w:rPr>
-              <w:t xml:space="preserve"> [1]</w:t>
+            <w:r>
+              <w:rPr>
+                <w:sz w:val="19"/>
+                <w:szCs w:val="19"/>
+              </w:rPr>
+              <w:t>ColMap [1]</w:t>
             </w:r>
           </w:p>
         </w:tc>
@@ -2007,17 +1817,8 @@
                 <w:sz w:val="19"/>
                 <w:szCs w:val="19"/>
               </w:rPr>
-              <w:t xml:space="preserve">3D </w:t>
-            </w:r>
-            <w:proofErr w:type="spellStart"/>
-            <w:r>
-              <w:rPr>
-                <w:sz w:val="19"/>
-                <w:szCs w:val="19"/>
-              </w:rPr>
-              <w:t>RTAB-Map+zones</w:t>
-            </w:r>
-            <w:proofErr w:type="spellEnd"/>
+              <w:t>3D RTAB-Map+zones</w:t>
+            </w:r>
           </w:p>
         </w:tc>
         <w:tc>
@@ -2380,17 +2181,8 @@
                 <w:sz w:val="19"/>
                 <w:szCs w:val="19"/>
               </w:rPr>
-              <w:t xml:space="preserve">Pose </w:t>
-            </w:r>
-            <w:proofErr w:type="spellStart"/>
-            <w:r>
-              <w:rPr>
-                <w:sz w:val="19"/>
-                <w:szCs w:val="19"/>
-              </w:rPr>
-              <w:t>graph+BIM</w:t>
-            </w:r>
-            <w:proofErr w:type="spellEnd"/>
+              <w:t>Pose graph+BIM</w:t>
+            </w:r>
           </w:p>
         </w:tc>
         <w:tc>
@@ -2596,21 +2388,12 @@
             <w:pPr>
               <w:jc w:val="center"/>
             </w:pPr>
-            <w:proofErr w:type="gramStart"/>
-            <w:r>
-              <w:rPr>
-                <w:sz w:val="19"/>
-                <w:szCs w:val="19"/>
-              </w:rPr>
-              <w:t>O(</w:t>
-            </w:r>
-            <w:proofErr w:type="gramEnd"/>
-            <w:r>
-              <w:rPr>
-                <w:sz w:val="19"/>
-                <w:szCs w:val="19"/>
-              </w:rPr>
-              <w:t>1) active tile</w:t>
+            <w:r>
+              <w:rPr>
+                <w:sz w:val="19"/>
+                <w:szCs w:val="19"/>
+              </w:rPr>
+              <w:t>O(1) active tile</w:t>
             </w:r>
           </w:p>
         </w:tc>
@@ -2858,15 +2641,7 @@
         <w:t>NI Dani</w:t>
       </w:r>
       <w:r>
-        <w:t xml:space="preserve"> mobile robot chassis configured for differential drive operation. The chassis was extended with a custom superstructure for the material transfer application: four vertical carbon </w:t>
-      </w:r>
-      <w:proofErr w:type="spellStart"/>
-      <w:r>
-        <w:t>fiber</w:t>
-      </w:r>
-      <w:proofErr w:type="spellEnd"/>
-      <w:r>
-        <w:t xml:space="preserve"> tubes are mounted on the base plate, supporting an elevated acrylic payload tray at a total height of 750 mm from ground to tray surface. A front-mounted omnidirectional castor wheel provides passive lateral compliance, and a rear support wheel ensures structural stability. The tray configuration is intended for transporting documents, small packages, and other lightweight materials between rooms and offices within a floor.</w:t>
+        <w:t xml:space="preserve"> mobile robot chassis configured for differential drive operation. The chassis was extended with a custom superstructure for the material transfer application: four vertical carbon fiber tubes are mounted on the base plate, supporting an elevated acrylic payload tray at a total height of 750 mm from ground to tray surface. A front-mounted omnidirectional castor wheel provides passive lateral compliance, and a rear support wheel ensures structural stability. The tray configuration is intended for transporting documents, small packages, and other lightweight materials between rooms and offices within a floor.</w:t>
       </w:r>
     </w:p>
     <w:p>
@@ -2937,27 +2712,14 @@
                             <w:r>
                               <w:t xml:space="preserve"> </w:t>
                             </w:r>
-                            <w:r>
-                              <w:fldChar w:fldCharType="begin"/>
-                            </w:r>
-                            <w:r>
-                              <w:instrText xml:space="preserve"> SEQ Figure \* ARABIC </w:instrText>
-                            </w:r>
-                            <w:r>
-                              <w:fldChar w:fldCharType="separate"/>
-                            </w:r>
-                            <w:r>
-                              <w:rPr>
-                                <w:noProof/>
-                              </w:rPr>
-                              <w:t>1</w:t>
-                            </w:r>
-                            <w:r>
-                              <w:rPr>
-                                <w:noProof/>
-                              </w:rPr>
-                              <w:fldChar w:fldCharType="end"/>
-                            </w:r>
+                            <w:fldSimple w:instr=" SEQ Figure \* ARABIC ">
+                              <w:r>
+                                <w:rPr>
+                                  <w:noProof/>
+                                </w:rPr>
+                                <w:t>1</w:t>
+                              </w:r>
+                            </w:fldSimple>
                             <w:r>
                               <w:t>.</w:t>
                             </w:r>
@@ -2965,23 +2727,7 @@
                               <w:t xml:space="preserve"> M</w:t>
                             </w:r>
                             <w:r>
-                              <w:t xml:space="preserve">aterial transfer robot platform: carbon </w:t>
-                            </w:r>
-                            <w:proofErr w:type="spellStart"/>
-                            <w:r>
-                              <w:t>fiber</w:t>
-                            </w:r>
-                            <w:proofErr w:type="spellEnd"/>
-                            <w:r>
-                              <w:t xml:space="preserve"> chassis, differential drive, front castor wheel, carbon </w:t>
-                            </w:r>
-                            <w:proofErr w:type="spellStart"/>
-                            <w:r>
-                              <w:t>fiber</w:t>
-                            </w:r>
-                            <w:proofErr w:type="spellEnd"/>
-                            <w:r>
-                              <w:t xml:space="preserve"> vertical supports, and elevated acrylic payload tray.</w:t>
+                              <w:t>aterial transfer robot platform: carbon fiber chassis, differential drive, front castor wheel, carbon fiber vertical supports, and elevated acrylic payload tray.</w:t>
                             </w:r>
                           </w:p>
                         </w:txbxContent>
@@ -3028,27 +2774,14 @@
                       <w:r>
                         <w:t xml:space="preserve"> </w:t>
                       </w:r>
-                      <w:r>
-                        <w:fldChar w:fldCharType="begin"/>
-                      </w:r>
-                      <w:r>
-                        <w:instrText xml:space="preserve"> SEQ Figure \* ARABIC </w:instrText>
-                      </w:r>
-                      <w:r>
-                        <w:fldChar w:fldCharType="separate"/>
-                      </w:r>
-                      <w:r>
-                        <w:rPr>
-                          <w:noProof/>
-                        </w:rPr>
-                        <w:t>1</w:t>
-                      </w:r>
-                      <w:r>
-                        <w:rPr>
-                          <w:noProof/>
-                        </w:rPr>
-                        <w:fldChar w:fldCharType="end"/>
-                      </w:r>
+                      <w:fldSimple w:instr=" SEQ Figure \* ARABIC ">
+                        <w:r>
+                          <w:rPr>
+                            <w:noProof/>
+                          </w:rPr>
+                          <w:t>1</w:t>
+                        </w:r>
+                      </w:fldSimple>
                       <w:r>
                         <w:t>.</w:t>
                       </w:r>
@@ -3056,23 +2789,7 @@
                         <w:t xml:space="preserve"> M</w:t>
                       </w:r>
                       <w:r>
-                        <w:t xml:space="preserve">aterial transfer robot platform: carbon </w:t>
-                      </w:r>
-                      <w:proofErr w:type="spellStart"/>
-                      <w:r>
-                        <w:t>fiber</w:t>
-                      </w:r>
-                      <w:proofErr w:type="spellEnd"/>
-                      <w:r>
-                        <w:t xml:space="preserve"> chassis, differential drive, front castor wheel, carbon </w:t>
-                      </w:r>
-                      <w:proofErr w:type="spellStart"/>
-                      <w:r>
-                        <w:t>fiber</w:t>
-                      </w:r>
-                      <w:proofErr w:type="spellEnd"/>
-                      <w:r>
-                        <w:t xml:space="preserve"> vertical supports, and elevated acrylic payload tray.</w:t>
+                        <w:t>aterial transfer robot platform: carbon fiber chassis, differential drive, front castor wheel, carbon fiber vertical supports, and elevated acrylic payload tray.</w:t>
                       </w:r>
                     </w:p>
                   </w:txbxContent>
@@ -3084,15 +2801,7 @@
         </mc:AlternateContent>
       </w:r>
       <w:r>
-        <w:t xml:space="preserve">The onboard computing unit is an NVIDIA Jetson Nano (4 GB RAM, ARM64) running Ubuntu 22.04 with ROS 2 Humble. The motor driver is a </w:t>
-      </w:r>
-      <w:proofErr w:type="spellStart"/>
-      <w:r>
-        <w:t>Cytron</w:t>
-      </w:r>
-      <w:proofErr w:type="spellEnd"/>
-      <w:r>
-        <w:t xml:space="preserve"> SmartDuo30 dual-channel brushed DC motor controller interfacing with the drive motors over serial. The entire software stack is containerized using Docker, enabling development and benchmarking on an AMD64 laptop before deployment on the Jetson Nano, ensuring consistent software behaviour across both platforms.</w:t>
+        <w:t>The onboard computing unit is an NVIDIA Jetson Nano (4 GB RAM, ARM64) running Ubuntu 22.04 with ROS 2 Humble. The motor driver is a Cytron SmartDuo30 dual-channel brushed DC motor controller interfacing with the drive motors over serial. The entire software stack is containerized using Docker, enabling development and benchmarking on an AMD64 laptop before deployment on the Jetson Nano, ensuring consistent software behaviour across both platforms.</w:t>
       </w:r>
     </w:p>
     <w:p>
@@ -3115,15 +2824,7 @@
         <w:jc w:val="both"/>
       </w:pPr>
       <w:r>
-        <w:t>The robot is equipped with a single ZED Mini stereo camera (</w:t>
-      </w:r>
-      <w:proofErr w:type="spellStart"/>
-      <w:r>
-        <w:t>Stereolabs</w:t>
-      </w:r>
-      <w:proofErr w:type="spellEnd"/>
-      <w:r>
-        <w:t>, SDK v4.2.5) as the sole exteroceptive sensor, providing synchronized stereo RGB imagery, depth estimation, and inertial measurement via its onboard IMU. The camera is mounted at 800 mm from the ground on the front face of the robot, tilted 30 degrees downward toward the floor to maximize depth coverage of the navigable corridor ahead. A custom 3D-printed mount with an adjustable tilt bracket holds the camera at the specified angle.</w:t>
+        <w:t>The robot is equipped with a single ZED Mini stereo camera (Stereolabs, SDK v4.2.5) as the sole exteroceptive sensor, providing synchronized stereo RGB imagery, depth estimation, and inertial measurement via its onboard IMU. The camera is mounted at 800 mm from the ground on the front face of the robot, tilted 30 degrees downward toward the floor to maximize depth coverage of the navigable corridor ahead. A custom 3D-printed mount with an adjustable tilt bracket holds the camera at the specified angle.</w:t>
       </w:r>
     </w:p>
     <w:p>
@@ -3213,27 +2914,7 @@
           <w:sz w:val="20"/>
           <w:szCs w:val="20"/>
         </w:rPr>
-        <w:t xml:space="preserve">Fig. 2. RViz visualization of a tessellated tile loaded during live navigation. The active </w:t>
-      </w:r>
-      <w:proofErr w:type="spellStart"/>
-      <w:r>
-        <w:rPr>
-          <w:i/>
-          <w:iCs/>
-          <w:sz w:val="20"/>
-          <w:szCs w:val="20"/>
-        </w:rPr>
-        <w:t>costmap</w:t>
-      </w:r>
-      <w:proofErr w:type="spellEnd"/>
-      <w:r>
-        <w:rPr>
-          <w:i/>
-          <w:iCs/>
-          <w:sz w:val="20"/>
-          <w:szCs w:val="20"/>
-        </w:rPr>
-        <w:t xml:space="preserve"> covers only the current tile region; the remainder of the floor is not represented in memory. Camera feed (bottom-left) shows the corridor view from the ZED Mini.</w:t>
+        <w:t>Fig. 2. RViz visualization of a tessellated tile loaded during live navigation. The active costmap covers only the current tile region; the remainder of the floor is not represented in memory. Camera feed (bottom-left) shows the corridor view from the ZED Mini.</w:t>
       </w:r>
     </w:p>
     <w:p>
@@ -3286,15 +2967,7 @@
         <w:t>,</w:t>
       </w:r>
       <w:r>
-        <w:t xml:space="preserve"> for which the Nav2 </w:t>
-      </w:r>
-      <w:proofErr w:type="spellStart"/>
-      <w:r>
-        <w:t>costmap</w:t>
-      </w:r>
-      <w:proofErr w:type="spellEnd"/>
-      <w:r>
-        <w:t xml:space="preserve"> allocates memory and the planner builds data structures that contribute nothing to navigation.</w:t>
+        <w:t xml:space="preserve"> for which the Nav2 costmap allocates memory and the planner builds data structures that contribute nothing to navigation.</w:t>
       </w:r>
     </w:p>
     <w:p>
@@ -3312,47 +2985,7 @@
         <w:jc w:val="both"/>
       </w:pPr>
       <w:r>
-        <w:t xml:space="preserve">The following quantified requirements guided the design and evaluation of the system: map resolution 0.04 m/cell; tile switch latency &lt; 500 </w:t>
-      </w:r>
-      <w:proofErr w:type="spellStart"/>
-      <w:r>
-        <w:t>ms</w:t>
-      </w:r>
-      <w:proofErr w:type="spellEnd"/>
-      <w:r>
-        <w:t xml:space="preserve"> (including map load, </w:t>
-      </w:r>
-      <w:proofErr w:type="spellStart"/>
-      <w:r>
-        <w:t>costmap</w:t>
-      </w:r>
-      <w:proofErr w:type="spellEnd"/>
-      <w:r>
-        <w:t xml:space="preserve"> clear, and rebuild delay); switch cooldown 500 </w:t>
-      </w:r>
-      <w:proofErr w:type="spellStart"/>
-      <w:r>
-        <w:t>ms</w:t>
-      </w:r>
-      <w:proofErr w:type="spellEnd"/>
-      <w:r>
-        <w:t xml:space="preserve"> minimum inter-switch interval; post-switch </w:t>
-      </w:r>
-      <w:proofErr w:type="spellStart"/>
-      <w:r>
-        <w:t>costmap</w:t>
-      </w:r>
-      <w:proofErr w:type="spellEnd"/>
-      <w:r>
-        <w:t xml:space="preserve"> rebuild delay 300 </w:t>
-      </w:r>
-      <w:proofErr w:type="spellStart"/>
-      <w:r>
-        <w:t>ms</w:t>
-      </w:r>
-      <w:proofErr w:type="spellEnd"/>
-      <w:r>
-        <w:t>; platform memory budget constrained by Jetson Nano 4 GB RAM under full ROS 2 stack load.</w:t>
+        <w:t>The following quantified requirements guided the design and evaluation of the system: map resolution 0.04 m/cell; tile switch latency &lt; 500 ms (including map load, costmap clear, and rebuild delay); switch cooldown 500 ms minimum inter-switch interval; post-switch costmap rebuild delay 300 ms; platform memory budget constrained by Jetson Nano 4 GB RAM under full ROS 2 stack load.</w:t>
       </w:r>
     </w:p>
     <w:p>
@@ -3773,21 +3406,12 @@
             <w:pPr>
               <w:jc w:val="center"/>
             </w:pPr>
-            <w:proofErr w:type="spellStart"/>
-            <w:r>
-              <w:rPr>
-                <w:sz w:val="19"/>
-                <w:szCs w:val="19"/>
-              </w:rPr>
-              <w:t>Behavior</w:t>
-            </w:r>
-            <w:proofErr w:type="spellEnd"/>
-            <w:r>
-              <w:rPr>
-                <w:sz w:val="19"/>
-                <w:szCs w:val="19"/>
-              </w:rPr>
-              <w:t xml:space="preserve"> Tree execution engine</w:t>
+            <w:r>
+              <w:rPr>
+                <w:sz w:val="19"/>
+                <w:szCs w:val="19"/>
+              </w:rPr>
+              <w:t>Behavior Tree execution engine</w:t>
             </w:r>
           </w:p>
         </w:tc>
@@ -3900,7 +3524,6 @@
             </w:tcMar>
           </w:tcPr>
           <w:p>
-            <w:proofErr w:type="spellStart"/>
             <w:r>
               <w:rPr>
                 <w:sz w:val="19"/>
@@ -3908,7 +3531,6 @@
               </w:rPr>
               <w:t>CycloneDDS</w:t>
             </w:r>
-            <w:proofErr w:type="spellEnd"/>
           </w:p>
         </w:tc>
         <w:tc>
@@ -3991,7 +3613,6 @@
             </w:tcMar>
           </w:tcPr>
           <w:p>
-            <w:proofErr w:type="spellStart"/>
             <w:r>
               <w:rPr>
                 <w:sz w:val="19"/>
@@ -3999,7 +3620,6 @@
               </w:rPr>
               <w:t>yaml-cpp</w:t>
             </w:r>
-            <w:proofErr w:type="spellEnd"/>
           </w:p>
         </w:tc>
         <w:tc>
@@ -4142,21 +3762,12 @@
             <w:pPr>
               <w:jc w:val="center"/>
             </w:pPr>
-            <w:proofErr w:type="gramStart"/>
-            <w:r>
-              <w:rPr>
-                <w:sz w:val="19"/>
-                <w:szCs w:val="19"/>
-              </w:rPr>
-              <w:t>Robot</w:t>
-            </w:r>
-            <w:proofErr w:type="gramEnd"/>
-            <w:r>
-              <w:rPr>
-                <w:sz w:val="19"/>
-                <w:szCs w:val="19"/>
-              </w:rPr>
-              <w:t xml:space="preserve"> pose lookup</w:t>
+            <w:r>
+              <w:rPr>
+                <w:sz w:val="19"/>
+                <w:szCs w:val="19"/>
+              </w:rPr>
+              <w:t>Robot pose lookup</w:t>
             </w:r>
           </w:p>
         </w:tc>
@@ -4828,55 +4439,7 @@
                 <w:sz w:val="19"/>
                 <w:szCs w:val="19"/>
               </w:rPr>
-              <w:t>Process of loading a new tile via /</w:t>
-            </w:r>
-            <w:proofErr w:type="spellStart"/>
-            <w:r>
-              <w:rPr>
-                <w:sz w:val="19"/>
-                <w:szCs w:val="19"/>
-              </w:rPr>
-              <w:t>map_server</w:t>
-            </w:r>
-            <w:proofErr w:type="spellEnd"/>
-            <w:r>
-              <w:rPr>
-                <w:sz w:val="19"/>
-                <w:szCs w:val="19"/>
-              </w:rPr>
-              <w:t>/</w:t>
-            </w:r>
-            <w:proofErr w:type="spellStart"/>
-            <w:r>
-              <w:rPr>
-                <w:sz w:val="19"/>
-                <w:szCs w:val="19"/>
-              </w:rPr>
-              <w:t>load_map</w:t>
-            </w:r>
-            <w:proofErr w:type="spellEnd"/>
-            <w:r>
-              <w:rPr>
-                <w:sz w:val="19"/>
-                <w:szCs w:val="19"/>
-              </w:rPr>
-              <w:t xml:space="preserve">, followed by </w:t>
-            </w:r>
-            <w:proofErr w:type="spellStart"/>
-            <w:r>
-              <w:rPr>
-                <w:sz w:val="19"/>
-                <w:szCs w:val="19"/>
-              </w:rPr>
-              <w:t>costmap</w:t>
-            </w:r>
-            <w:proofErr w:type="spellEnd"/>
-            <w:r>
-              <w:rPr>
-                <w:sz w:val="19"/>
-                <w:szCs w:val="19"/>
-              </w:rPr>
-              <w:t xml:space="preserve"> clear and rebuild</w:t>
+              <w:t>Process of loading a new tile via /map_server/load_map, followed by costmap clear and rebuild</w:t>
             </w:r>
           </w:p>
         </w:tc>
@@ -5244,59 +4807,7 @@
           <w:sz w:val="22"/>
           <w:szCs w:val="22"/>
         </w:rPr>
-        <w:t>Resolution (m/</w:t>
-      </w:r>
-      <w:proofErr w:type="spellStart"/>
-      <w:r>
-        <w:rPr>
-          <w:b w:val="0"/>
-          <w:bCs w:val="0"/>
-          <w:i/>
-          <w:iCs/>
-          <w:color w:val="auto"/>
-          <w:sz w:val="22"/>
-          <w:szCs w:val="22"/>
-        </w:rPr>
-        <w:t>px</w:t>
-      </w:r>
-      <w:proofErr w:type="spellEnd"/>
-      <w:r>
-        <w:rPr>
-          <w:b w:val="0"/>
-          <w:bCs w:val="0"/>
-          <w:i/>
-          <w:iCs/>
-          <w:color w:val="auto"/>
-          <w:sz w:val="22"/>
-          <w:szCs w:val="22"/>
-        </w:rPr>
-        <w:t>) = Physical Distance (m) / Pixel Distance (</w:t>
-      </w:r>
-      <w:proofErr w:type="spellStart"/>
-      <w:r>
-        <w:rPr>
-          <w:b w:val="0"/>
-          <w:bCs w:val="0"/>
-          <w:i/>
-          <w:iCs/>
-          <w:color w:val="auto"/>
-          <w:sz w:val="22"/>
-          <w:szCs w:val="22"/>
-        </w:rPr>
-        <w:t>px</w:t>
-      </w:r>
-      <w:proofErr w:type="spellEnd"/>
-      <w:r>
-        <w:rPr>
-          <w:b w:val="0"/>
-          <w:bCs w:val="0"/>
-          <w:i/>
-          <w:iCs/>
-          <w:color w:val="auto"/>
-          <w:sz w:val="22"/>
-          <w:szCs w:val="22"/>
-        </w:rPr>
-        <w:t>)</w:t>
+        <w:t>Resolution (m/px) = Physical Distance (m) / Pixel Distance (px)</w:t>
       </w:r>
     </w:p>
     <w:p>
@@ -5360,27 +4871,7 @@
           <w:sz w:val="22"/>
           <w:szCs w:val="22"/>
         </w:rPr>
-        <w:t xml:space="preserve"> establishes a direct correspondence between the pixel coordinate system of the raster image and the metric coordinate system of the real environment. A reference corridor segment of known physical length 2.3 m was identified in the </w:t>
-      </w:r>
-      <w:r>
-        <w:rPr>
-          <w:b w:val="0"/>
-          <w:bCs w:val="0"/>
-          <w:color w:val="auto"/>
-          <w:sz w:val="22"/>
-          <w:szCs w:val="22"/>
-        </w:rPr>
-        <w:t>environment,</w:t>
-      </w:r>
-      <w:r>
-        <w:rPr>
-          <w:b w:val="0"/>
-          <w:bCs w:val="0"/>
-          <w:color w:val="auto"/>
-          <w:sz w:val="22"/>
-          <w:szCs w:val="22"/>
-        </w:rPr>
-        <w:t xml:space="preserve"> and its corresponding pixel span was measured as 55 pixels in the exported PNG, yielding:</w:t>
+        <w:t xml:space="preserve"> establishes a direct correspondence between the pixel coordinate system of the raster image and the metric coordinate system of the real environment. A reference corridor segment of known physical length 2.3 m was identified in the environment, and its corresponding pixel span was measured as 55 pixels in the exported PNG, yielding:</w:t>
       </w:r>
     </w:p>
     <w:p>
@@ -5406,48 +4897,8 @@
           <w:sz w:val="22"/>
           <w:szCs w:val="22"/>
         </w:rPr>
-        <w:t xml:space="preserve">Resolution = 2.3 m / 55 </w:t>
-      </w:r>
-      <w:proofErr w:type="spellStart"/>
-      <w:r>
-        <w:rPr>
-          <w:b w:val="0"/>
-          <w:bCs w:val="0"/>
-          <w:i/>
-          <w:iCs/>
-          <w:color w:val="auto"/>
-          <w:sz w:val="22"/>
-          <w:szCs w:val="22"/>
-        </w:rPr>
-        <w:t>px</w:t>
-      </w:r>
-      <w:proofErr w:type="spellEnd"/>
-      <w:r>
-        <w:rPr>
-          <w:b w:val="0"/>
-          <w:bCs w:val="0"/>
-          <w:i/>
-          <w:iCs/>
-          <w:color w:val="auto"/>
-          <w:sz w:val="22"/>
-          <w:szCs w:val="22"/>
-        </w:rPr>
-        <w:t xml:space="preserve"> ≈ 0.04 m/</w:t>
-      </w:r>
-      <w:proofErr w:type="spellStart"/>
-      <w:r>
-        <w:rPr>
-          <w:b w:val="0"/>
-          <w:bCs w:val="0"/>
-          <w:i/>
-          <w:iCs/>
-          <w:color w:val="auto"/>
-          <w:sz w:val="22"/>
-          <w:szCs w:val="22"/>
-        </w:rPr>
-        <w:t>px</w:t>
-      </w:r>
-      <w:proofErr w:type="spellEnd"/>
+        <w:t>Resolution = 2.3 m / 55 px ≈ 0.04 m/px</w:t>
+      </w:r>
     </w:p>
     <w:p>
       <w:pPr>
@@ -5490,9 +4941,8 @@
           <w:sz w:val="22"/>
           <w:szCs w:val="22"/>
         </w:rPr>
-        <w:t xml:space="preserve"> a prerequisite for accurate tile origin alignment in the ROS 2 map server and for seamless localization continuity during tile transitions. The value of 0.04 m/</w:t>
-      </w:r>
-      <w:proofErr w:type="spellStart"/>
+        <w:t xml:space="preserve"> a prerequisite for accurate tile origin alignment in the ROS 2 map server and for seamless localization continuity during tile transitions. The value of 0.04 m/px (40 mm per cell) is also consistent with standard </w:t>
+      </w:r>
       <w:r>
         <w:rPr>
           <w:b w:val="0"/>
@@ -5501,41 +4951,8 @@
           <w:sz w:val="22"/>
           <w:szCs w:val="22"/>
         </w:rPr>
-        <w:t>px</w:t>
-      </w:r>
-      <w:proofErr w:type="spellEnd"/>
-      <w:r>
-        <w:rPr>
-          <w:b w:val="0"/>
-          <w:bCs w:val="0"/>
-          <w:color w:val="auto"/>
-          <w:sz w:val="22"/>
-          <w:szCs w:val="22"/>
-        </w:rPr>
-        <w:t xml:space="preserve"> (40 mm per cell) is also consistent with standard </w:t>
-      </w:r>
-      <w:r>
-        <w:rPr>
-          <w:b w:val="0"/>
-          <w:bCs w:val="0"/>
-          <w:color w:val="auto"/>
-          <w:sz w:val="22"/>
-          <w:szCs w:val="22"/>
-        </w:rPr>
-        <w:t xml:space="preserve">Nav2 map server and </w:t>
-      </w:r>
-      <w:proofErr w:type="spellStart"/>
-      <w:r>
-        <w:rPr>
-          <w:b w:val="0"/>
-          <w:bCs w:val="0"/>
-          <w:color w:val="auto"/>
-          <w:sz w:val="22"/>
-          <w:szCs w:val="22"/>
-        </w:rPr>
-        <w:t>costmap</w:t>
-      </w:r>
-      <w:proofErr w:type="spellEnd"/>
+        <w:t>Nav2 map server and costmap</w:t>
+      </w:r>
       <w:r>
         <w:rPr>
           <w:b w:val="0"/>
@@ -5588,15 +5005,7 @@
         <w:t>,</w:t>
       </w:r>
       <w:r>
-        <w:t xml:space="preserve"> yet a monolithic approach allocates full </w:t>
-      </w:r>
-      <w:proofErr w:type="spellStart"/>
-      <w:r>
-        <w:t>costmap</w:t>
-      </w:r>
-      <w:proofErr w:type="spellEnd"/>
-      <w:r>
-        <w:t xml:space="preserve"> resources for all of it. This spatial inefficiency directly motivates the tessellation strategy described in Section 3.6.</w:t>
+        <w:t xml:space="preserve"> yet a monolithic approach allocates full costmap resources for all of it. This spatial inefficiency directly motivates the tessellation strategy described in Section 3.6.</w:t>
       </w:r>
     </w:p>
     <w:p>
@@ -5670,47 +5079,7 @@
           <w:sz w:val="20"/>
           <w:szCs w:val="20"/>
         </w:rPr>
-        <w:t>Fig. 4. Full floor occupancy map after annotation (63.8 m × 36.8 m at 0.04 m/</w:t>
-      </w:r>
-      <w:proofErr w:type="spellStart"/>
-      <w:r>
-        <w:rPr>
-          <w:i/>
-          <w:iCs/>
-          <w:sz w:val="20"/>
-          <w:szCs w:val="20"/>
-        </w:rPr>
-        <w:t>px</w:t>
-      </w:r>
-      <w:proofErr w:type="spellEnd"/>
-      <w:r>
-        <w:rPr>
-          <w:i/>
-          <w:iCs/>
-          <w:sz w:val="20"/>
-          <w:szCs w:val="20"/>
-        </w:rPr>
-        <w:t xml:space="preserve">, 1,596 × 919 </w:t>
-      </w:r>
-      <w:proofErr w:type="spellStart"/>
-      <w:r>
-        <w:rPr>
-          <w:i/>
-          <w:iCs/>
-          <w:sz w:val="20"/>
-          <w:szCs w:val="20"/>
-        </w:rPr>
-        <w:t>px</w:t>
-      </w:r>
-      <w:proofErr w:type="spellEnd"/>
-      <w:r>
-        <w:rPr>
-          <w:i/>
-          <w:iCs/>
-          <w:sz w:val="20"/>
-          <w:szCs w:val="20"/>
-        </w:rPr>
-        <w:t>). White = navigable corridor; black = occupied/wall. Only 11.7% of cells are navigable, motivating tessellation.</w:t>
+        <w:t>Fig. 4. Full floor occupancy map after annotation (63.8 m × 36.8 m at 0.04 m/px, 1,596 × 919 px). White = navigable corridor; black = occupied/wall. Only 11.7% of cells are navigable, motivating tessellation.</w:t>
       </w:r>
     </w:p>
     <w:p>
@@ -5742,15 +5111,7 @@
         <w:t>,</w:t>
       </w:r>
       <w:r>
-        <w:t xml:space="preserve"> T-junctions and L-junctions where corridor axes change. These turning points serve as natural tile boundaries. They were detected by </w:t>
-      </w:r>
-      <w:proofErr w:type="spellStart"/>
-      <w:r>
-        <w:t>analyzing</w:t>
-      </w:r>
-      <w:proofErr w:type="spellEnd"/>
-      <w:r>
-        <w:t xml:space="preserve"> the distribution of navigable pixels along horizontal and vertical scan lines across the floor plan image. At straight segments, scan lines perpendicular to the corridor axis return a consistent navigable width; at junctions, the navigable cross-section changes significantly, producing a local peak in the spatial frequency of direction changes. These peaks identified candidate split locations, verified against the physical layout.</w:t>
+        <w:t xml:space="preserve"> T-junctions and L-junctions where corridor axes change. These turning points serve as natural tile boundaries. They were detected by analyzing the distribution of navigable pixels along horizontal and vertical scan lines across the floor plan image. At straight segments, scan lines perpendicular to the corridor axis return a consistent navigable width; at junctions, the navigable cross-section changes significantly, producing a local peak in the spatial frequency of direction changes. These peaks identified candidate split locations, verified against the physical layout.</w:t>
       </w:r>
     </w:p>
     <w:p>
@@ -5768,15 +5129,7 @@
         <w:jc w:val="both"/>
       </w:pPr>
       <w:r>
-        <w:t>At each identified turning point, the cut line is duplicated at a fixed offset of 40 pixels (1.6 m at 0.04 m/</w:t>
-      </w:r>
-      <w:proofErr w:type="spellStart"/>
-      <w:r>
-        <w:t>px</w:t>
-      </w:r>
-      <w:proofErr w:type="spellEnd"/>
-      <w:r>
-        <w:t xml:space="preserve">) ahead of the original, creating two boundary lines per junction. The region between these two lines forms the overlap zone shared by the two adjacent tiles — Tile A extends to the far boundary and Tile B begins at the near boundary, such that both tiles include the overlap region in their coverage. This symmetric duplication ensures that the overlap zone is spatially embedded within both tiles rather than belonging </w:t>
+        <w:t xml:space="preserve">At each identified turning point, the cut line is duplicated at a fixed offset of 40 pixels (1.6 m at 0.04 m/px) ahead of the original, creating two boundary lines per junction. The region between these two lines forms the overlap zone shared by the two adjacent tiles — Tile A extends to the far boundary and Tile B begins at the near boundary, such that both tiles include the overlap region in their coverage. This symmetric duplication ensures that the overlap zone is spatially embedded within both tiles rather than belonging </w:t>
       </w:r>
       <w:r>
         <w:lastRenderedPageBreak/>
@@ -5949,29 +5302,7 @@
                 <w:sz w:val="19"/>
                 <w:szCs w:val="19"/>
               </w:rPr>
-              <w:t>Dimensions (</w:t>
-            </w:r>
-            <w:proofErr w:type="spellStart"/>
-            <w:r>
-              <w:rPr>
-                <w:b/>
-                <w:bCs/>
-                <w:color w:val="FFFFFF"/>
-                <w:sz w:val="19"/>
-                <w:szCs w:val="19"/>
-              </w:rPr>
-              <w:t>px</w:t>
-            </w:r>
-            <w:proofErr w:type="spellEnd"/>
-            <w:r>
-              <w:rPr>
-                <w:b/>
-                <w:bCs/>
-                <w:color w:val="FFFFFF"/>
-                <w:sz w:val="19"/>
-                <w:szCs w:val="19"/>
-              </w:rPr>
-              <w:t>)</w:t>
+              <w:t>Dimensions (px)</w:t>
             </w:r>
           </w:p>
         </w:tc>
@@ -7413,27 +6744,7 @@
           <w:sz w:val="20"/>
           <w:szCs w:val="20"/>
         </w:rPr>
-        <w:t>Table 4. Tile dimensions, physical coverage, and navigable cell statistics at 0.04 m/</w:t>
-      </w:r>
-      <w:proofErr w:type="spellStart"/>
-      <w:r>
-        <w:rPr>
-          <w:i/>
-          <w:iCs/>
-          <w:sz w:val="20"/>
-          <w:szCs w:val="20"/>
-        </w:rPr>
-        <w:t>px</w:t>
-      </w:r>
-      <w:proofErr w:type="spellEnd"/>
-      <w:r>
-        <w:rPr>
-          <w:i/>
-          <w:iCs/>
-          <w:sz w:val="20"/>
-          <w:szCs w:val="20"/>
-        </w:rPr>
-        <w:t xml:space="preserve"> resolution.</w:t>
+        <w:t>Table 4. Tile dimensions, physical coverage, and navigable cell statistics at 0.04 m/px resolution.</w:t>
       </w:r>
     </w:p>
     <w:p>
@@ -7508,27 +6819,7 @@
           <w:sz w:val="20"/>
           <w:szCs w:val="20"/>
         </w:rPr>
-        <w:t xml:space="preserve">Fig. 6. Tessellated map tile layout with overlap regions. </w:t>
-      </w:r>
-      <w:proofErr w:type="spellStart"/>
-      <w:r>
-        <w:rPr>
-          <w:i/>
-          <w:iCs/>
-          <w:sz w:val="20"/>
-          <w:szCs w:val="20"/>
-        </w:rPr>
-        <w:t>Colored</w:t>
-      </w:r>
-      <w:proofErr w:type="spellEnd"/>
-      <w:r>
-        <w:rPr>
-          <w:i/>
-          <w:iCs/>
-          <w:sz w:val="20"/>
-          <w:szCs w:val="20"/>
-        </w:rPr>
-        <w:t xml:space="preserve"> bounding boxes indicate tile extents; red rectangles mark trigger zones where tile switches are initiated between adjacent tile pairs (1↔2, 2↔3, 3↔4, 4↔5).</w:t>
+        <w:t>Fig. 6. Tessellated map tile layout with overlap regions. Colored bounding boxes indicate tile extents; red rectangles mark trigger zones where tile switches are initiated between adjacent tile pairs (1↔2, 2↔3, 3↔4, 4↔5).</w:t>
       </w:r>
     </w:p>
     <w:p>
@@ -7546,15 +6837,7 @@
         <w:jc w:val="both"/>
       </w:pPr>
       <w:r>
-        <w:t>Each annotated tile PNG was converted to PGM format required by the ROS 2 map server. For each tile, a YAML metadata file specifies the map image path, resolution (0.04 m/</w:t>
-      </w:r>
-      <w:proofErr w:type="spellStart"/>
-      <w:r>
-        <w:t>px</w:t>
-      </w:r>
-      <w:proofErr w:type="spellEnd"/>
-      <w:r>
-        <w:t>), and origin</w:t>
+        <w:t>Each annotated tile PNG was converted to PGM format required by the ROS 2 map server. For each tile, a YAML metadata file specifies the map image path, resolution (0.04 m/px), and origin</w:t>
       </w:r>
       <w:r>
         <w:t>,</w:t>
@@ -7797,29 +7080,7 @@
                 <w:sz w:val="19"/>
                 <w:szCs w:val="19"/>
               </w:rPr>
-              <w:t>Resolution (m/</w:t>
-            </w:r>
-            <w:proofErr w:type="spellStart"/>
-            <w:r>
-              <w:rPr>
-                <w:b/>
-                <w:bCs/>
-                <w:color w:val="FFFFFF"/>
-                <w:sz w:val="19"/>
-                <w:szCs w:val="19"/>
-              </w:rPr>
-              <w:t>px</w:t>
-            </w:r>
-            <w:proofErr w:type="spellEnd"/>
-            <w:r>
-              <w:rPr>
-                <w:b/>
-                <w:bCs/>
-                <w:color w:val="FFFFFF"/>
-                <w:sz w:val="19"/>
-                <w:szCs w:val="19"/>
-              </w:rPr>
-              <w:t>)</w:t>
+              <w:t>Resolution (m/px)</w:t>
             </w:r>
           </w:p>
         </w:tc>
@@ -8850,23 +8111,7 @@
         <w:jc w:val="both"/>
       </w:pPr>
       <w:r>
-        <w:t xml:space="preserve">The map switching algorithm is the primary contribution of this work. It enables a Nav2-based robot to navigate across a tessellated environment by dynamically loading and unloading map tiles at runtime without interrupting the navigation stack. The algorithm is implemented as a custom </w:t>
-      </w:r>
-      <w:proofErr w:type="spellStart"/>
-      <w:r>
-        <w:t>Behavior</w:t>
-      </w:r>
-      <w:proofErr w:type="spellEnd"/>
-      <w:r>
-        <w:t xml:space="preserve"> Tree action node, </w:t>
-      </w:r>
-      <w:proofErr w:type="spellStart"/>
-      <w:r>
-        <w:t>TileCheckAction</w:t>
-      </w:r>
-      <w:proofErr w:type="spellEnd"/>
-      <w:r>
-        <w:t>, integrated into the Nav2 BT Navigator as a plugin.</w:t>
+        <w:t>The map switching algorithm is the primary contribution of this work. It enables a Nav2-based robot to navigate across a tessellated environment by dynamically loading and unloading map tiles at runtime without interrupting the navigation stack. The algorithm is implemented as a custom Behavior Tree action node, TileCheckAction, integrated into the Nav2 BT Navigator as a plugin.</w:t>
       </w:r>
     </w:p>
     <w:p>
@@ -8874,15 +8119,7 @@
         <w:pStyle w:val="Heading2"/>
       </w:pPr>
       <w:r>
-        <w:t xml:space="preserve">4.1 Integration with the Nav2 </w:t>
-      </w:r>
-      <w:proofErr w:type="spellStart"/>
-      <w:r>
-        <w:t>Behavior</w:t>
-      </w:r>
-      <w:proofErr w:type="spellEnd"/>
-      <w:r>
-        <w:t xml:space="preserve"> Tree</w:t>
+        <w:t>4.1 Integration with the Nav2 Behavior Tree</w:t>
       </w:r>
     </w:p>
     <w:p>
@@ -8892,84 +8129,7 @@
         <w:jc w:val="both"/>
       </w:pPr>
       <w:r>
-        <w:t xml:space="preserve">Nav2 uses a </w:t>
-      </w:r>
-      <w:proofErr w:type="spellStart"/>
-      <w:r>
-        <w:t>Behavior</w:t>
-      </w:r>
-      <w:proofErr w:type="spellEnd"/>
-      <w:r>
-        <w:t xml:space="preserve"> Tree to orchestrate high-level navigation logic. </w:t>
-      </w:r>
-      <w:proofErr w:type="spellStart"/>
-      <w:r>
-        <w:t>TileCheckAction</w:t>
-      </w:r>
-      <w:proofErr w:type="spellEnd"/>
-      <w:r>
-        <w:t xml:space="preserve"> is inserted into the standard Nav2 </w:t>
-      </w:r>
-      <w:proofErr w:type="spellStart"/>
-      <w:r>
-        <w:t>ReactiveSequence</w:t>
-      </w:r>
-      <w:proofErr w:type="spellEnd"/>
-      <w:r>
-        <w:t xml:space="preserve"> and ticked on every BT cycle alongside </w:t>
-      </w:r>
-      <w:proofErr w:type="spellStart"/>
-      <w:r>
-        <w:t>FollowPath</w:t>
-      </w:r>
-      <w:proofErr w:type="spellEnd"/>
-      <w:r>
-        <w:t xml:space="preserve">. It is implemented as a </w:t>
-      </w:r>
-      <w:proofErr w:type="gramStart"/>
-      <w:r>
-        <w:t>BT::</w:t>
-      </w:r>
-      <w:proofErr w:type="spellStart"/>
-      <w:proofErr w:type="gramEnd"/>
-      <w:r>
-        <w:t>SyncActionNode</w:t>
-      </w:r>
-      <w:proofErr w:type="spellEnd"/>
-      <w:r>
-        <w:t xml:space="preserve"> (BehaviorTree.CPP v3), always returning SUCCESS to ensure the </w:t>
-      </w:r>
-      <w:proofErr w:type="spellStart"/>
-      <w:r>
-        <w:t>ReactiveSequence</w:t>
-      </w:r>
-      <w:proofErr w:type="spellEnd"/>
-      <w:r>
-        <w:t xml:space="preserve"> continues ticking </w:t>
-      </w:r>
-      <w:proofErr w:type="spellStart"/>
-      <w:r>
-        <w:t>FollowPath</w:t>
-      </w:r>
-      <w:proofErr w:type="spellEnd"/>
-      <w:r>
-        <w:t xml:space="preserve"> uninterrupted. Internally, a four-state asynchronous state machine handles the switch process across multiple ticks without blocking. Tile state </w:t>
-      </w:r>
-      <w:proofErr w:type="gramStart"/>
-      <w:r>
-        <w:t>is persisted</w:t>
-      </w:r>
-      <w:proofErr w:type="gramEnd"/>
-      <w:r>
-        <w:t xml:space="preserve"> to a file (/</w:t>
-      </w:r>
-      <w:proofErr w:type="spellStart"/>
-      <w:r>
-        <w:t>tmp</w:t>
-      </w:r>
-      <w:proofErr w:type="spellEnd"/>
-      <w:r>
-        <w:t>/current_tile.txt) ensuring correct tile restoration if the BT is reloaded mid-session.</w:t>
+        <w:t>Nav2 uses a Behavior Tree to orchestrate high-level navigation logic. TileCheckAction is inserted into the standard Nav2 ReactiveSequence and ticked on every BT cycle alongside FollowPath. It is implemented as a BT::SyncActionNode (BehaviorTree.CPP v3), always returning SUCCESS to ensure the ReactiveSequence continues ticking FollowPath uninterrupted. Internally, a four-state asynchronous state machine handles the switch process across multiple ticks without blocking. Tile state is persisted to a file (/tmp/current_tile.txt) ensuring correct tile restoration if the BT is reloaded mid-session.</w:t>
       </w:r>
     </w:p>
     <w:p>
@@ -8993,20 +8153,7 @@
         <w:t>neighbour</w:t>
       </w:r>
       <w:r>
-        <w:t xml:space="preserve"> relationships, and trigger zone coordinates are specified in a centralized YAML configuration file (</w:t>
-      </w:r>
-      <w:proofErr w:type="spellStart"/>
-      <w:r>
-        <w:t>tiles_</w:t>
-      </w:r>
-      <w:proofErr w:type="gramStart"/>
-      <w:r>
-        <w:t>config.yaml</w:t>
-      </w:r>
-      <w:proofErr w:type="spellEnd"/>
-      <w:proofErr w:type="gramEnd"/>
-      <w:r>
-        <w:t xml:space="preserve">) with three sections: settings (global parameters), tiles (individual tile metadata), and connections (overlap regions and switch geometry between adjacent tile pairs). At initialization, the algorithm parses this configuration and constructs a list of </w:t>
+        <w:t xml:space="preserve"> relationships, and trigger zone coordinates are specified in a centralized YAML configuration file (tiles_config.yaml) with three sections: settings (global parameters), tiles (individual tile metadata), and connections (overlap regions and switch geometry between adjacent tile pairs). At initialization, the algorithm parses this configuration and constructs a list of </w:t>
       </w:r>
       <w:r>
         <w:t>Trigger Zone</w:t>
@@ -9503,23 +8650,7 @@
                 <w:sz w:val="19"/>
                 <w:szCs w:val="19"/>
               </w:rPr>
-              <w:t xml:space="preserve">Wait for Nav2 </w:t>
-            </w:r>
-            <w:proofErr w:type="spellStart"/>
-            <w:r>
-              <w:rPr>
-                <w:sz w:val="19"/>
-                <w:szCs w:val="19"/>
-              </w:rPr>
-              <w:t>costmap</w:t>
-            </w:r>
-            <w:proofErr w:type="spellEnd"/>
-            <w:r>
-              <w:rPr>
-                <w:sz w:val="19"/>
-                <w:szCs w:val="19"/>
-              </w:rPr>
-              <w:t xml:space="preserve"> rebuild after clear</w:t>
+              <w:t>Wait for Nav2 costmap rebuild after clear</w:t>
             </w:r>
           </w:p>
         </w:tc>
@@ -9543,21 +8674,12 @@
             </w:tcMar>
           </w:tcPr>
           <w:p>
-            <w:proofErr w:type="spellStart"/>
-            <w:r>
-              <w:rPr>
-                <w:sz w:val="19"/>
-                <w:szCs w:val="19"/>
-              </w:rPr>
-              <w:t>LoadMap</w:t>
-            </w:r>
-            <w:proofErr w:type="spellEnd"/>
-            <w:r>
-              <w:rPr>
-                <w:sz w:val="19"/>
-                <w:szCs w:val="19"/>
-              </w:rPr>
-              <w:t xml:space="preserve"> timeout</w:t>
+            <w:r>
+              <w:rPr>
+                <w:sz w:val="19"/>
+                <w:szCs w:val="19"/>
+              </w:rPr>
+              <w:t>LoadMap timeout</w:t>
             </w:r>
           </w:p>
         </w:tc>
@@ -9617,39 +8739,7 @@
                 <w:sz w:val="19"/>
                 <w:szCs w:val="19"/>
               </w:rPr>
-              <w:t>Maximum wait for /</w:t>
-            </w:r>
-            <w:proofErr w:type="spellStart"/>
-            <w:r>
-              <w:rPr>
-                <w:sz w:val="19"/>
-                <w:szCs w:val="19"/>
-              </w:rPr>
-              <w:t>map_server</w:t>
-            </w:r>
-            <w:proofErr w:type="spellEnd"/>
-            <w:r>
-              <w:rPr>
-                <w:sz w:val="19"/>
-                <w:szCs w:val="19"/>
-              </w:rPr>
-              <w:t>/</w:t>
-            </w:r>
-            <w:proofErr w:type="spellStart"/>
-            <w:r>
-              <w:rPr>
-                <w:sz w:val="19"/>
-                <w:szCs w:val="19"/>
-              </w:rPr>
-              <w:t>load_map</w:t>
-            </w:r>
-            <w:proofErr w:type="spellEnd"/>
-            <w:r>
-              <w:rPr>
-                <w:sz w:val="19"/>
-                <w:szCs w:val="19"/>
-              </w:rPr>
-              <w:t xml:space="preserve"> response</w:t>
+              <w:t>Maximum wait for /map_server/load_map response</w:t>
             </w:r>
           </w:p>
         </w:tc>
@@ -9673,21 +8763,12 @@
             </w:tcMar>
           </w:tcPr>
           <w:p>
-            <w:proofErr w:type="spellStart"/>
-            <w:r>
-              <w:rPr>
-                <w:sz w:val="19"/>
-                <w:szCs w:val="19"/>
-              </w:rPr>
-              <w:t>ClearCostmap</w:t>
-            </w:r>
-            <w:proofErr w:type="spellEnd"/>
-            <w:r>
-              <w:rPr>
-                <w:sz w:val="19"/>
-                <w:szCs w:val="19"/>
-              </w:rPr>
-              <w:t xml:space="preserve"> timeout</w:t>
+            <w:r>
+              <w:rPr>
+                <w:sz w:val="19"/>
+                <w:szCs w:val="19"/>
+              </w:rPr>
+              <w:t>ClearCostmap timeout</w:t>
             </w:r>
           </w:p>
         </w:tc>
@@ -9747,23 +8828,7 @@
                 <w:sz w:val="19"/>
                 <w:szCs w:val="19"/>
               </w:rPr>
-              <w:t xml:space="preserve">Maximum wait for </w:t>
-            </w:r>
-            <w:proofErr w:type="spellStart"/>
-            <w:r>
-              <w:rPr>
-                <w:sz w:val="19"/>
-                <w:szCs w:val="19"/>
-              </w:rPr>
-              <w:t>costmap</w:t>
-            </w:r>
-            <w:proofErr w:type="spellEnd"/>
-            <w:r>
-              <w:rPr>
-                <w:sz w:val="19"/>
-                <w:szCs w:val="19"/>
-              </w:rPr>
-              <w:t xml:space="preserve"> clear response</w:t>
+              <w:t>Maximum wait for costmap clear response</w:t>
             </w:r>
           </w:p>
         </w:tc>
@@ -9822,23 +8887,7 @@
                 <w:sz w:val="19"/>
                 <w:szCs w:val="19"/>
               </w:rPr>
-              <w:t>File (/</w:t>
-            </w:r>
-            <w:proofErr w:type="spellStart"/>
-            <w:r>
-              <w:rPr>
-                <w:sz w:val="19"/>
-                <w:szCs w:val="19"/>
-              </w:rPr>
-              <w:t>tmp</w:t>
-            </w:r>
-            <w:proofErr w:type="spellEnd"/>
-            <w:r>
-              <w:rPr>
-                <w:sz w:val="19"/>
-                <w:szCs w:val="19"/>
-              </w:rPr>
-              <w:t>/current_tile.txt)</w:t>
+              <w:t>File (/tmp/current_tile.txt)</w:t>
             </w:r>
           </w:p>
         </w:tc>
@@ -9918,79 +8967,7 @@
       </w:pPr>
       <w:r>
         <w:lastRenderedPageBreak/>
-        <w:t xml:space="preserve">The robot's current position (x, y) is obtained by looking up the map → </w:t>
-      </w:r>
-      <w:proofErr w:type="spellStart"/>
-      <w:r>
-        <w:t>base_link</w:t>
-      </w:r>
-      <w:proofErr w:type="spellEnd"/>
-      <w:r>
-        <w:t xml:space="preserve"> transform via tf2. A trigger zone is an axis-aligned bounding box [</w:t>
-      </w:r>
-      <w:proofErr w:type="spellStart"/>
-      <w:r>
-        <w:t>x_min</w:t>
-      </w:r>
-      <w:proofErr w:type="spellEnd"/>
-      <w:r>
-        <w:t xml:space="preserve">, </w:t>
-      </w:r>
-      <w:proofErr w:type="spellStart"/>
-      <w:r>
-        <w:t>x_max</w:t>
-      </w:r>
-      <w:proofErr w:type="spellEnd"/>
-      <w:r>
-        <w:t xml:space="preserve">, </w:t>
-      </w:r>
-      <w:proofErr w:type="spellStart"/>
-      <w:r>
-        <w:t>y_min</w:t>
-      </w:r>
-      <w:proofErr w:type="spellEnd"/>
-      <w:r>
-        <w:t xml:space="preserve">, </w:t>
-      </w:r>
-      <w:proofErr w:type="spellStart"/>
-      <w:r>
-        <w:t>y_max</w:t>
-      </w:r>
-      <w:proofErr w:type="spellEnd"/>
-      <w:r>
-        <w:t xml:space="preserve">] in world coordinates. The robot is within a trigger zone if and only if: </w:t>
-      </w:r>
-      <w:proofErr w:type="spellStart"/>
-      <w:r>
-        <w:t>x_min</w:t>
-      </w:r>
-      <w:proofErr w:type="spellEnd"/>
-      <w:r>
-        <w:t xml:space="preserve"> ≤ x ≤ </w:t>
-      </w:r>
-      <w:proofErr w:type="spellStart"/>
-      <w:r>
-        <w:t>x_max</w:t>
-      </w:r>
-      <w:proofErr w:type="spellEnd"/>
-      <w:r>
-        <w:t xml:space="preserve"> and </w:t>
-      </w:r>
-      <w:proofErr w:type="spellStart"/>
-      <w:r>
-        <w:t>y_min</w:t>
-      </w:r>
-      <w:proofErr w:type="spellEnd"/>
-      <w:r>
-        <w:t xml:space="preserve"> ≤ y ≤ </w:t>
-      </w:r>
-      <w:proofErr w:type="spellStart"/>
-      <w:r>
-        <w:t>y_max</w:t>
-      </w:r>
-      <w:proofErr w:type="spellEnd"/>
-      <w:r>
-        <w:t>.</w:t>
+        <w:t>The robot's current position (x, y) is obtained by looking up the map → base_link transform via tf2. A trigger zone is an axis-aligned bounding box [x_min, x_max, y_min, y_max] in world coordinates. The robot is within a trigger zone if and only if: x_min ≤ x ≤ x_max and y_min ≤ y ≤ y_max.</w:t>
       </w:r>
     </w:p>
     <w:p>
@@ -10008,15 +8985,7 @@
         <w:jc w:val="both"/>
       </w:pPr>
       <w:r>
-        <w:t xml:space="preserve">Spatial containment alone is insufficient to determine switch direction. An overlap region is shared by exactly two tiles; without heading information the algorithm cannot distinguish a robot transitioning from Tile A→B versus B→A. The robot's yaw angle is mapped to one of four cardinal headings (+x, −x, +y, −y) using 45-degree angular thresholds. Each </w:t>
-      </w:r>
-      <w:proofErr w:type="spellStart"/>
-      <w:r>
-        <w:t>TriggerZone</w:t>
-      </w:r>
-      <w:proofErr w:type="spellEnd"/>
-      <w:r>
-        <w:t xml:space="preserve"> carries a required heading. A switch from Tile A→B is triggered only when the robot is inside the overlap box AND travelling in the heading associated with the A→B direction, correctly handling robots reversing through overlap zones.</w:t>
+        <w:t>Spatial containment alone is insufficient to determine switch direction. An overlap region is shared by exactly two tiles; without heading information the algorithm cannot distinguish a robot transitioning from Tile A→B versus B→A. The robot's yaw angle is mapped to one of four cardinal headings (+x, −x, +y, −y) using 45-degree angular thresholds. Each TriggerZone carries a required heading. A switch from Tile A→B is triggered only when the robot is inside the overlap box AND travelling in the heading associated with the A→B direction, correctly handling robots reversing through overlap zones.</w:t>
       </w:r>
     </w:p>
     <w:p>
@@ -10034,15 +9003,7 @@
         <w:jc w:val="both"/>
       </w:pPr>
       <w:r>
-        <w:t xml:space="preserve">Once a valid trigger is detected, the algorithm initiates a tile switch through a four-state asynchronous state machine. Asynchronous (non-blocking) service calls are critical: a blocking call would stall the entire BT tick loop and halt navigation. Instead, ROS 2 service futures are dispatched and polled across successive ticks with zero-timeout checks, allowing </w:t>
-      </w:r>
-      <w:proofErr w:type="spellStart"/>
-      <w:r>
-        <w:t>FollowPath</w:t>
-      </w:r>
-      <w:proofErr w:type="spellEnd"/>
-      <w:r>
-        <w:t xml:space="preserve"> to continue executing throughout the switch process.</w:t>
+        <w:t>Once a valid trigger is detected, the algorithm initiates a tile switch through a four-state asynchronous state machine. Asynchronous (non-blocking) service calls are critical: a blocking call would stall the entire BT tick loop and halt navigation. Instead, ROS 2 service futures are dispatched and polled across successive ticks with zero-timeout checks, allowing FollowPath to continue executing throughout the switch process.</w:t>
       </w:r>
     </w:p>
     <w:p>
@@ -10130,67 +9091,7 @@
           <w:sz w:val="20"/>
           <w:szCs w:val="20"/>
         </w:rPr>
-        <w:t xml:space="preserve">Fig. 8. Asynchronous tile switch state machine. States: IDLE (normal monitoring), LOADING_MAP (async </w:t>
-      </w:r>
-      <w:proofErr w:type="spellStart"/>
-      <w:r>
-        <w:rPr>
-          <w:i/>
-          <w:iCs/>
-          <w:sz w:val="20"/>
-          <w:szCs w:val="20"/>
-        </w:rPr>
-        <w:t>LoadMap</w:t>
-      </w:r>
-      <w:proofErr w:type="spellEnd"/>
-      <w:r>
-        <w:rPr>
-          <w:i/>
-          <w:iCs/>
-          <w:sz w:val="20"/>
-          <w:szCs w:val="20"/>
-        </w:rPr>
-        <w:t xml:space="preserve"> request), CLEARING (async </w:t>
-      </w:r>
-      <w:proofErr w:type="spellStart"/>
-      <w:r>
-        <w:rPr>
-          <w:i/>
-          <w:iCs/>
-          <w:sz w:val="20"/>
-          <w:szCs w:val="20"/>
-        </w:rPr>
-        <w:t>costmap</w:t>
-      </w:r>
-      <w:proofErr w:type="spellEnd"/>
-      <w:r>
-        <w:rPr>
-          <w:i/>
-          <w:iCs/>
-          <w:sz w:val="20"/>
-          <w:szCs w:val="20"/>
-        </w:rPr>
-        <w:t xml:space="preserve"> clear), POST_DELAY (timestamp-based wait for </w:t>
-      </w:r>
-      <w:proofErr w:type="spellStart"/>
-      <w:r>
-        <w:rPr>
-          <w:i/>
-          <w:iCs/>
-          <w:sz w:val="20"/>
-          <w:szCs w:val="20"/>
-        </w:rPr>
-        <w:t>costmap</w:t>
-      </w:r>
-      <w:proofErr w:type="spellEnd"/>
-      <w:r>
-        <w:rPr>
-          <w:i/>
-          <w:iCs/>
-          <w:sz w:val="20"/>
-          <w:szCs w:val="20"/>
-        </w:rPr>
-        <w:t xml:space="preserve"> rebuild). Navigation continues uninterrupted throughout all states.</w:t>
+        <w:t>Fig. 8. Asynchronous tile switch state machine. States: IDLE (normal monitoring), LOADING_MAP (async LoadMap request), CLEARING (async costmap clear), POST_DELAY (timestamp-based wait for costmap rebuild). Navigation continues uninterrupted throughout all states.</w:t>
       </w:r>
     </w:p>
     <w:p>
@@ -10467,23 +9368,7 @@
                 <w:sz w:val="19"/>
                 <w:szCs w:val="19"/>
               </w:rPr>
-              <w:t xml:space="preserve">Async </w:t>
-            </w:r>
-            <w:proofErr w:type="spellStart"/>
-            <w:r>
-              <w:rPr>
-                <w:sz w:val="19"/>
-                <w:szCs w:val="19"/>
-              </w:rPr>
-              <w:t>LoadMap</w:t>
-            </w:r>
-            <w:proofErr w:type="spellEnd"/>
-            <w:r>
-              <w:rPr>
-                <w:sz w:val="19"/>
-                <w:szCs w:val="19"/>
-              </w:rPr>
-              <w:t xml:space="preserve"> request sent; future polled each tick</w:t>
+              <w:t>Async LoadMap request sent; future polled each tick</w:t>
             </w:r>
           </w:p>
         </w:tc>
@@ -10572,23 +9457,7 @@
                 <w:sz w:val="19"/>
                 <w:szCs w:val="19"/>
               </w:rPr>
-              <w:t xml:space="preserve">Async </w:t>
-            </w:r>
-            <w:proofErr w:type="spellStart"/>
-            <w:r>
-              <w:rPr>
-                <w:sz w:val="19"/>
-                <w:szCs w:val="19"/>
-              </w:rPr>
-              <w:t>ClearCostmap</w:t>
-            </w:r>
-            <w:proofErr w:type="spellEnd"/>
-            <w:r>
-              <w:rPr>
-                <w:sz w:val="19"/>
-                <w:szCs w:val="19"/>
-              </w:rPr>
-              <w:t xml:space="preserve"> request sent; future polled</w:t>
+              <w:t>Async ClearCostmap request sent; future polled</w:t>
             </w:r>
           </w:p>
         </w:tc>
@@ -10677,23 +9546,7 @@
                 <w:sz w:val="19"/>
                 <w:szCs w:val="19"/>
               </w:rPr>
-              <w:t xml:space="preserve">Timestamp-based wait for </w:t>
-            </w:r>
-            <w:proofErr w:type="spellStart"/>
-            <w:r>
-              <w:rPr>
-                <w:sz w:val="19"/>
-                <w:szCs w:val="19"/>
-              </w:rPr>
-              <w:t>costmap</w:t>
-            </w:r>
-            <w:proofErr w:type="spellEnd"/>
-            <w:r>
-              <w:rPr>
-                <w:sz w:val="19"/>
-                <w:szCs w:val="19"/>
-              </w:rPr>
-              <w:t xml:space="preserve"> rebuild</w:t>
+              <w:t>Timestamp-based wait for costmap rebuild</w:t>
             </w:r>
           </w:p>
         </w:tc>
@@ -10723,23 +9576,7 @@
                 <w:sz w:val="19"/>
                 <w:szCs w:val="19"/>
               </w:rPr>
-              <w:t xml:space="preserve">Elapsed ≥ 300 </w:t>
-            </w:r>
-            <w:proofErr w:type="spellStart"/>
-            <w:r>
-              <w:rPr>
-                <w:sz w:val="19"/>
-                <w:szCs w:val="19"/>
-              </w:rPr>
-              <w:t>ms</w:t>
-            </w:r>
-            <w:proofErr w:type="spellEnd"/>
-            <w:r>
-              <w:rPr>
-                <w:sz w:val="19"/>
-                <w:szCs w:val="19"/>
-              </w:rPr>
-              <w:t xml:space="preserve"> → IDLE (switch complete)</w:t>
+              <w:t>Elapsed ≥ 300 ms → IDLE (switch complete)</w:t>
             </w:r>
           </w:p>
         </w:tc>
@@ -10780,79 +9617,7 @@
         <w:jc w:val="both"/>
       </w:pPr>
       <w:r>
-        <w:t xml:space="preserve">A known artifact of this design is that the robot operates briefly on a stale </w:t>
-      </w:r>
-      <w:proofErr w:type="spellStart"/>
-      <w:r>
-        <w:t>costmap</w:t>
-      </w:r>
-      <w:proofErr w:type="spellEnd"/>
-      <w:r>
-        <w:t xml:space="preserve"> during the switch window (~100–300 </w:t>
-      </w:r>
-      <w:proofErr w:type="spellStart"/>
-      <w:r>
-        <w:t>ms</w:t>
-      </w:r>
-      <w:proofErr w:type="spellEnd"/>
-      <w:r>
-        <w:t xml:space="preserve">), as </w:t>
-      </w:r>
-      <w:proofErr w:type="spellStart"/>
-      <w:r>
-        <w:t>TileCheckAction</w:t>
-      </w:r>
-      <w:proofErr w:type="spellEnd"/>
-      <w:r>
-        <w:t xml:space="preserve"> always returns SUCCESS and </w:t>
-      </w:r>
-      <w:proofErr w:type="spellStart"/>
-      <w:r>
-        <w:t>FollowPath</w:t>
-      </w:r>
-      <w:proofErr w:type="spellEnd"/>
-      <w:r>
-        <w:t xml:space="preserve"> continues executing. This is mitigated by the overlap zone design: both tiles share the overlap </w:t>
-      </w:r>
-      <w:proofErr w:type="gramStart"/>
-      <w:r>
-        <w:t>region by definition, so</w:t>
-      </w:r>
-      <w:proofErr w:type="gramEnd"/>
-      <w:r>
-        <w:t xml:space="preserve"> the outgoing tile's </w:t>
-      </w:r>
-      <w:proofErr w:type="spellStart"/>
-      <w:r>
-        <w:t>costmap</w:t>
-      </w:r>
-      <w:proofErr w:type="spellEnd"/>
-      <w:r>
-        <w:t xml:space="preserve"> remains geometrically valid within the overlap for the entire switch duration. The 300 </w:t>
-      </w:r>
-      <w:proofErr w:type="spellStart"/>
-      <w:r>
-        <w:t>ms</w:t>
-      </w:r>
-      <w:proofErr w:type="spellEnd"/>
-      <w:r>
-        <w:t xml:space="preserve"> POST_DELAY ensures the new </w:t>
-      </w:r>
-      <w:proofErr w:type="spellStart"/>
-      <w:r>
-        <w:t>costmap</w:t>
-      </w:r>
-      <w:proofErr w:type="spellEnd"/>
-      <w:r>
-        <w:t xml:space="preserve"> is fully populated before the next planning cycle. The 500 </w:t>
-      </w:r>
-      <w:proofErr w:type="spellStart"/>
-      <w:r>
-        <w:t>ms</w:t>
-      </w:r>
-      <w:proofErr w:type="spellEnd"/>
-      <w:r>
-        <w:t xml:space="preserve"> cooldown prevents oscillatory switching when the robot decelerates near a trigger zone boundary.</w:t>
+        <w:t>A known artifact of this design is that the robot operates briefly on a stale costmap during the switch window (~100–300 ms), as TileCheckAction always returns SUCCESS and FollowPath continues executing. This is mitigated by the overlap zone design: both tiles share the overlap region by definition, so the outgoing tile's costmap remains geometrically valid within the overlap for the entire switch duration. The 300 ms POST_DELAY ensures the new costmap is fully populated before the next planning cycle. The 500 ms cooldown prevents oscillatory switching when the robot decelerates near a trigger zone boundary.</w:t>
       </w:r>
     </w:p>
     <w:p>
@@ -10894,15 +9659,7 @@
         <w:jc w:val="both"/>
       </w:pPr>
       <w:r>
-        <w:t xml:space="preserve">This section presents a quantitative comparison of the monolithic and tessellated approaches across </w:t>
-      </w:r>
-      <w:proofErr w:type="spellStart"/>
-      <w:r>
-        <w:t>costmap</w:t>
-      </w:r>
-      <w:proofErr w:type="spellEnd"/>
-      <w:r>
-        <w:t xml:space="preserve"> size, Nav2 process memory, and CPU utilization. Benchmarks were conducted over a 120-second navigation run with identical waypoints on an AMD64 laptop running the containerized ROS 2 stack. The tile-based run completed three tile switches during the evaluation period.</w:t>
+        <w:t>This section presents a quantitative comparison of the monolithic and tessellated approaches across costmap size, Nav2 process memory, and CPU utilization. Benchmarks were conducted over a 120-second navigation run with identical waypoints on an AMD64 laptop running the containerized ROS 2 stack. The tile-based run completed three tile switches during the evaluation period.</w:t>
       </w:r>
     </w:p>
     <w:p>
@@ -10910,15 +9667,7 @@
         <w:pStyle w:val="Heading2"/>
       </w:pPr>
       <w:r>
-        <w:t xml:space="preserve">5.1 Active </w:t>
-      </w:r>
-      <w:proofErr w:type="spellStart"/>
-      <w:r>
-        <w:t>Costmap</w:t>
-      </w:r>
-      <w:proofErr w:type="spellEnd"/>
-      <w:r>
-        <w:t xml:space="preserve"> Size</w:t>
+        <w:t>5.1 Active Costmap Size</w:t>
       </w:r>
     </w:p>
     <w:p>
@@ -10928,23 +9677,7 @@
         <w:jc w:val="both"/>
       </w:pPr>
       <w:r>
-        <w:t xml:space="preserve">The most significant reduction is in active </w:t>
-      </w:r>
-      <w:proofErr w:type="spellStart"/>
-      <w:r>
-        <w:t>costmap</w:t>
-      </w:r>
-      <w:proofErr w:type="spellEnd"/>
-      <w:r>
-        <w:t xml:space="preserve"> cell count. The monolithic map maintains a fixed </w:t>
-      </w:r>
-      <w:proofErr w:type="spellStart"/>
-      <w:r>
-        <w:t>costmap</w:t>
-      </w:r>
-      <w:proofErr w:type="spellEnd"/>
-      <w:r>
-        <w:t xml:space="preserve"> of </w:t>
+        <w:t xml:space="preserve">The most significant reduction is in active costmap cell count. The monolithic map maintains a fixed costmap of </w:t>
       </w:r>
       <w:r>
         <w:rPr>
@@ -10964,15 +9697,7 @@
         <w:t>91,594 cells</w:t>
       </w:r>
       <w:r>
-        <w:t xml:space="preserve"> across the 120-second run (peak 176,172 cells immediately following a tile switch during </w:t>
-      </w:r>
-      <w:proofErr w:type="spellStart"/>
-      <w:r>
-        <w:t>costmap</w:t>
-      </w:r>
-      <w:proofErr w:type="spellEnd"/>
-      <w:r>
-        <w:t xml:space="preserve"> rebuild) — a </w:t>
+        <w:t xml:space="preserve"> across the 120-second run (peak 176,172 cells immediately following a tile switch during costmap rebuild) — a </w:t>
       </w:r>
       <w:r>
         <w:rPr>
@@ -10982,15 +9707,7 @@
         <w:t>93.8% mean reduction</w:t>
       </w:r>
       <w:r>
-        <w:t xml:space="preserve">. Since path planning complexity scales with </w:t>
-      </w:r>
-      <w:proofErr w:type="spellStart"/>
-      <w:r>
-        <w:t>costmap</w:t>
-      </w:r>
-      <w:proofErr w:type="spellEnd"/>
-      <w:r>
-        <w:t xml:space="preserve"> size, this directly reduces the computational load on the Nav2 planner on every planning cycle.</w:t>
+        <w:t>. Since path planning complexity scales with costmap size, this directly reduces the computational load on the Nav2 planner on every planning cycle.</w:t>
       </w:r>
     </w:p>
     <w:p>
@@ -12143,31 +10860,7 @@
         <w:t>77.6% reduction</w:t>
       </w:r>
       <w:r>
-        <w:t>. This is consistent with expected behaviour: the global planner (</w:t>
-      </w:r>
-      <w:proofErr w:type="spellStart"/>
-      <w:r>
-        <w:t>NavFn</w:t>
-      </w:r>
-      <w:proofErr w:type="spellEnd"/>
-      <w:r>
-        <w:t>/</w:t>
-      </w:r>
-      <w:proofErr w:type="spellStart"/>
-      <w:r>
-        <w:t>Smac</w:t>
-      </w:r>
-      <w:proofErr w:type="spellEnd"/>
-      <w:r>
-        <w:t xml:space="preserve">) allocates data structures proportional to </w:t>
-      </w:r>
-      <w:proofErr w:type="spellStart"/>
-      <w:r>
-        <w:t>costmap</w:t>
-      </w:r>
-      <w:proofErr w:type="spellEnd"/>
-      <w:r>
-        <w:t xml:space="preserve"> size, and with 93.8% fewer active cells, planner memory contracts substantially. The Map Server reduction (24.9%) reflects the smaller PGM image per tile versus the full floor map. Controller, BT Navigator, and Lifecycle Manager show negligible differences, as expected</w:t>
+        <w:t>. This is consistent with expected behaviour: the global planner (NavFn/Smac) allocates data structures proportional to costmap size, and with 93.8% fewer active cells, planner memory contracts substantially. The Map Server reduction (24.9%) reflects the smaller PGM image per tile versus the full floor map. Controller, BT Navigator, and Lifecycle Manager show negligible differences, as expected</w:t>
       </w:r>
       <w:r>
         <w:t>,</w:t>
@@ -12201,37 +10894,13 @@
       </w:r>
       <w:r>
         <w:lastRenderedPageBreak/>
-        <w:t xml:space="preserve">service calls, </w:t>
-      </w:r>
-      <w:proofErr w:type="spellStart"/>
-      <w:r>
-        <w:t>costmap</w:t>
-      </w:r>
-      <w:proofErr w:type="spellEnd"/>
-      <w:r>
-        <w:t xml:space="preserve"> clearing, and map loading</w:t>
+        <w:t>service calls, costmap clearing, and map loading</w:t>
       </w:r>
       <w:r>
         <w:t>,</w:t>
       </w:r>
       <w:r>
-        <w:t xml:space="preserve"> and increased replanning frequency following each </w:t>
-      </w:r>
-      <w:proofErr w:type="spellStart"/>
-      <w:r>
-        <w:t>costmap</w:t>
-      </w:r>
-      <w:proofErr w:type="spellEnd"/>
-      <w:r>
-        <w:t xml:space="preserve"> reset. Outside of switch events, CPU utilization is comparable between approaches. For the Jetson Nano target platform, memory is the more constrained resource, making this </w:t>
-      </w:r>
-      <w:proofErr w:type="spellStart"/>
-      <w:r>
-        <w:t>tradeoff</w:t>
-      </w:r>
-      <w:proofErr w:type="spellEnd"/>
-      <w:r>
-        <w:t xml:space="preserve"> favourable.</w:t>
+        <w:t xml:space="preserve"> and increased replanning frequency following each costmap reset. Outside of switch events, CPU utilization is comparable between approaches. For the Jetson Nano target platform, memory is the more constrained resource, making this tradeoff favourable.</w:t>
       </w:r>
     </w:p>
     <w:p>
@@ -12305,27 +10974,7 @@
           <w:sz w:val="20"/>
           <w:szCs w:val="20"/>
         </w:rPr>
-        <w:t xml:space="preserve">Fig. 9. Navigation benchmark: Whole Map vs. Tile-Based. Top row: CPU usage and Nav2 total memory over time. Middle row: Map Server and Planner Server memory over time. Bottom row: </w:t>
-      </w:r>
-      <w:proofErr w:type="spellStart"/>
-      <w:r>
-        <w:rPr>
-          <w:i/>
-          <w:iCs/>
-          <w:sz w:val="20"/>
-          <w:szCs w:val="20"/>
-        </w:rPr>
-        <w:t>Costmap</w:t>
-      </w:r>
-      <w:proofErr w:type="spellEnd"/>
-      <w:r>
-        <w:rPr>
-          <w:i/>
-          <w:iCs/>
-          <w:sz w:val="20"/>
-          <w:szCs w:val="20"/>
-        </w:rPr>
-        <w:t xml:space="preserve"> cell count over time and summary bar chart. </w:t>
+        <w:t xml:space="preserve">Fig. 9. Navigation benchmark: Whole Map vs. Tile-Based. Top row: CPU usage and Nav2 total memory over time. Middle row: Map Server and Planner Server memory over time. Bottom row: Costmap cell count over time and summary bar chart. </w:t>
       </w:r>
       <w:r>
         <w:rPr>
@@ -12543,23 +11192,7 @@
                 <w:sz w:val="19"/>
                 <w:szCs w:val="19"/>
               </w:rPr>
-              <w:t xml:space="preserve">Active </w:t>
-            </w:r>
-            <w:proofErr w:type="spellStart"/>
-            <w:r>
-              <w:rPr>
-                <w:sz w:val="19"/>
-                <w:szCs w:val="19"/>
-              </w:rPr>
-              <w:t>costmap</w:t>
-            </w:r>
-            <w:proofErr w:type="spellEnd"/>
-            <w:r>
-              <w:rPr>
-                <w:sz w:val="19"/>
-                <w:szCs w:val="19"/>
-              </w:rPr>
-              <w:t xml:space="preserve"> cells</w:t>
+              <w:t>Active costmap cells</w:t>
             </w:r>
           </w:p>
         </w:tc>
@@ -13402,15 +12035,7 @@
       </w:pPr>
       <w:r>
         <w:lastRenderedPageBreak/>
-        <w:t xml:space="preserve">The tessellated approach achieves substantial reductions in active </w:t>
-      </w:r>
-      <w:proofErr w:type="spellStart"/>
-      <w:r>
-        <w:t>costmap</w:t>
-      </w:r>
-      <w:proofErr w:type="spellEnd"/>
-      <w:r>
-        <w:t xml:space="preserve"> size and Nav2 planner memory, at the cost of moderate CPU overhead concentrated at tile switch events. The modular tile structure also provides a scalability advantage: extending the navigable environment requires only the addition of new tile files and connection entries in the configuration YAML, with no modification to existing tiles or the navigation stack configuration.</w:t>
+        <w:t>The tessellated approach achieves substantial reductions in active costmap size and Nav2 planner memory, at the cost of moderate CPU overhead concentrated at tile switch events. The modular tile structure also provides a scalability advantage: extending the navigable environment requires only the addition of new tile files and connection entries in the configuration YAML, with no modification to existing tiles or the navigation stack configuration.</w:t>
       </w:r>
     </w:p>
     <w:p>
@@ -13440,15 +12065,7 @@
         <w:t xml:space="preserve"> and</w:t>
       </w:r>
       <w:r>
-        <w:t xml:space="preserve"> Nav2 stack. The proposed approach decomposes a pre-built 2D occupancy grid map into a set of spatially overlapping tiles and dynamically loads only the tile corresponding to the robot's current location, constraining the active </w:t>
-      </w:r>
-      <w:proofErr w:type="spellStart"/>
-      <w:r>
-        <w:t>costmap</w:t>
-      </w:r>
-      <w:proofErr w:type="spellEnd"/>
-      <w:r>
-        <w:t xml:space="preserve"> to a bounded size regardless of total environment extent.</w:t>
+        <w:t xml:space="preserve"> Nav2 stack. The proposed approach decomposes a pre-built 2D occupancy grid map into a set of spatially overlapping tiles and dynamically loads only the tile corresponding to the robot's current location, constraining the active costmap to a bounded size regardless of total environment extent.</w:t>
       </w:r>
     </w:p>
     <w:p>
@@ -13458,31 +12075,7 @@
         <w:jc w:val="both"/>
       </w:pPr>
       <w:r>
-        <w:t xml:space="preserve">The system was implemented as a custom </w:t>
-      </w:r>
-      <w:proofErr w:type="spellStart"/>
-      <w:r>
-        <w:t>Behavior</w:t>
-      </w:r>
-      <w:proofErr w:type="spellEnd"/>
-      <w:r>
-        <w:t xml:space="preserve"> Tree action node (</w:t>
-      </w:r>
-      <w:proofErr w:type="spellStart"/>
-      <w:r>
-        <w:t>TileCheckAction</w:t>
-      </w:r>
-      <w:proofErr w:type="spellEnd"/>
-      <w:r>
-        <w:t xml:space="preserve">) integrated as a Nav2 plugin, using a heading-aware trigger zone mechanism for bidirectional transition disambiguation and a four-state asynchronous state machine to ensure continuous navigation throughout tile switch events. Applied to a 60 m × 45 m indoor corridor environment at SRMIST KTR, the approach reduced the active </w:t>
-      </w:r>
-      <w:proofErr w:type="spellStart"/>
-      <w:r>
-        <w:t>costmap</w:t>
-      </w:r>
-      <w:proofErr w:type="spellEnd"/>
-      <w:r>
-        <w:t xml:space="preserve"> from 1,466,724 cells to a mean of 91,594 cells (93.8% reduction), and the Nav2 Planner Server memory from 154.5 MB to 34.6 MB (77.6% reduction), at the cost of a moderate CPU overhead of +11.9% mean and +25.6% peak during switch events.</w:t>
+        <w:t>The system was implemented as a custom Behavior Tree action node (TileCheckAction) integrated as a Nav2 plugin, using a heading-aware trigger zone mechanism for bidirectional transition disambiguation and a four-state asynchronous state machine to ensure continuous navigation throughout tile switch events. Applied to a 60 m × 45 m indoor corridor environment at SRMIST KTR, the approach reduced the active costmap from 1,466,724 cells to a mean of 91,594 cells (93.8% reduction), and the Nav2 Planner Server memory from 154.5 MB to 34.6 MB (77.6% reduction), at the cost of a moderate CPU overhead of +11.9% mean and +25.6% peak during switch events.</w:t>
       </w:r>
     </w:p>
     <w:p>
@@ -13492,15 +12085,7 @@
         <w:jc w:val="both"/>
       </w:pPr>
       <w:r>
-        <w:t xml:space="preserve">A key observation from the map analysis is that only 11.7% of the monolithic map's cells are navigable, confirming that the large majority of </w:t>
-      </w:r>
-      <w:proofErr w:type="spellStart"/>
-      <w:r>
-        <w:t>costmap</w:t>
-      </w:r>
-      <w:proofErr w:type="spellEnd"/>
-      <w:r>
-        <w:t xml:space="preserve"> resources in a corridor environment are spent on walls and room interiors that the robot will never traverse. Tessellation directly addresses this inefficiency by aligning tile boundaries with the navigable topology rather than the geometric bounding box of the entire floor.</w:t>
+        <w:t>A key observation from the map analysis is that only 11.7% of the monolithic map's cells are navigable, confirming that the large majority of costmap resources in a corridor environment are spent on walls and room interiors that the robot will never traverse. Tessellation directly addresses this inefficiency by aligning tile boundaries with the navigable topology rather than the geometric bounding box of the entire floor.</w:t>
       </w:r>
     </w:p>
     <w:p>
@@ -13510,15 +12095,7 @@
         <w:jc w:val="both"/>
       </w:pPr>
       <w:r>
-        <w:t xml:space="preserve">The tile configuration is fully specified in a human-readable YAML file, making the system straightforward to </w:t>
-      </w:r>
-      <w:proofErr w:type="gramStart"/>
-      <w:r>
-        <w:t>extend:</w:t>
-      </w:r>
-      <w:proofErr w:type="gramEnd"/>
-      <w:r>
-        <w:t xml:space="preserve"> adding a new floor zone requires only a new tile PGM/YAML pair and a connection entry</w:t>
+        <w:t>The tile configuration is fully specified in a human-readable YAML file, making the system straightforward to extend: adding a new floor zone requires only a new tile PGM/YAML pair and a connection entry</w:t>
       </w:r>
       <w:r>
         <w:t>,</w:t>
@@ -13534,43 +12111,11 @@
         <w:jc w:val="both"/>
       </w:pPr>
       <w:r>
-        <w:t xml:space="preserve">Several directions remain for future work. First, the map generation pipeline currently requires manual measurement, annotation, and tile boundary placement. This could be automated by deriving tessellated tiles directly from an existing architectural floor plan or a SLAM-generated map, with corridor segmentation and turning point detection performed programmatically to produce deployment-ready PGM/YAML tile sets without human intervention. Second, the tile switching logic currently triggers purely on position and heading, without awareness of the robot's navigation goal. Integrating goal-awareness — such that a tile switch is initiated only when the navigation goal lies outside the current active tile — would eliminate unnecessary switches for short intra-tile trajectories that happen to pass through an overlap zone, reducing the associated CPU overhead and </w:t>
-      </w:r>
-      <w:proofErr w:type="spellStart"/>
-      <w:r>
-        <w:t>costmap</w:t>
-      </w:r>
-      <w:proofErr w:type="spellEnd"/>
-      <w:r>
-        <w:t xml:space="preserve"> disruption. Third, the current implementation operates as a Nav2 </w:t>
-      </w:r>
-      <w:proofErr w:type="spellStart"/>
-      <w:r>
-        <w:t>Behavior</w:t>
-      </w:r>
-      <w:proofErr w:type="spellEnd"/>
-      <w:r>
-        <w:t xml:space="preserve"> Tree plugin, which requires modification of the BT XML to deploy. Refactoring </w:t>
-      </w:r>
-      <w:proofErr w:type="spellStart"/>
-      <w:r>
-        <w:t>TileCheckAction</w:t>
-      </w:r>
-      <w:proofErr w:type="spellEnd"/>
-      <w:r>
-        <w:t xml:space="preserve"> as a native Nav2 </w:t>
+        <w:t xml:space="preserve">Several directions remain for future work. First, the map generation pipeline currently requires manual measurement, annotation, and tile boundary placement. This could be automated by deriving tessellated tiles directly from an existing architectural floor plan, with corridor segmentation and turning point detection performed programmatically to produce deployment-ready PGM/YAML tile sets without human intervention. Second, the tile switching logic currently triggers purely on position and heading, without awareness of the robot's navigation goal. Integrating goal-awareness — such that a tile switch is initiated only when the navigation goal lies outside the current active tile — would eliminate unnecessary switches for short intra-tile trajectories that happen to pass through an overlap zone, reducing the associated CPU overhead and costmap disruption. Third, the current implementation operates as a Nav2 Behavior Tree plugin, which requires modification of the BT XML to deploy. Refactoring TileCheckAction as a native Nav2 lifecycle node or </w:t>
       </w:r>
       <w:r>
         <w:lastRenderedPageBreak/>
-        <w:t xml:space="preserve">lifecycle node or </w:t>
-      </w:r>
-      <w:proofErr w:type="spellStart"/>
-      <w:r>
-        <w:t>costmap</w:t>
-      </w:r>
-      <w:proofErr w:type="spellEnd"/>
-      <w:r>
-        <w:t xml:space="preserve"> layer plugin would make the system drop-in compatible with any standard Nav2 configuration, significantly lowering the integration barrier for adoption in other robotic platforms.</w:t>
+        <w:t>costmap layer plugin would make the system drop-in compatible with any standard Nav2 configuration, significantly lowering the integration barrier for adoption in other robotic platforms.</w:t>
       </w:r>
       <w:r>
         <w:br w:type="page"/>
@@ -13596,55 +12141,91 @@
           <w:sz w:val="20"/>
           <w:szCs w:val="20"/>
         </w:rPr>
-        <w:t xml:space="preserve">[1] A. Fisher, R. Cannizzaro, M. Cochrane, C. </w:t>
-      </w:r>
-      <w:proofErr w:type="spellStart"/>
+        <w:t>[1] A. Fisher, R. Cannizzaro, M. Cochrane, C. Nagahawatte, and J. L. Palmer, "ColMap: A memory-efficient occupancy grid mapping framework," Robotics and Autonomous Systems, vol. 142, p. 103755, 2021. doi: 10.1016/j.robot.2021.103755</w:t>
+      </w:r>
+    </w:p>
+    <w:p>
+      <w:pPr>
+        <w:spacing w:after="120" w:line="320" w:lineRule="auto"/>
+        <w:ind w:left="720" w:hanging="720"/>
+        <w:jc w:val="both"/>
+      </w:pPr>
       <w:r>
         <w:rPr>
           <w:sz w:val="20"/>
           <w:szCs w:val="20"/>
         </w:rPr>
-        <w:t>Nagahawatte</w:t>
-      </w:r>
-      <w:proofErr w:type="spellEnd"/>
+        <w:t>[2] A. Hornung, K. M. Wurm, M. Bennewitz, C. Stachniss, and W. Burgard, "OctoMap: An efficient probabilistic 3D mapping framework based on octrees," Autonomous Robots, vol. 34, pp. 189–206, 2013. doi: 10.1007/s10514-012-9321-0</w:t>
+      </w:r>
+    </w:p>
+    <w:p>
+      <w:pPr>
+        <w:spacing w:after="120" w:line="320" w:lineRule="auto"/>
+        <w:ind w:left="720" w:hanging="720"/>
+        <w:jc w:val="both"/>
+      </w:pPr>
       <w:r>
         <w:rPr>
           <w:sz w:val="20"/>
           <w:szCs w:val="20"/>
         </w:rPr>
-        <w:t>, and J. L. Palmer, "</w:t>
-      </w:r>
-      <w:proofErr w:type="spellStart"/>
+        <w:t>[3] D. Gonzalez-Arjona, A. Sanchez, F. López-Colino, A. de Castro, and J. Garrido, "Simplified occupancy grid indoor mapping optimized for low-cost robots," ISPRS International Journal of Geo-Information, vol. 2, pp. 959–977, 2013. doi: 10.3390/ijgi2040959</w:t>
+      </w:r>
+    </w:p>
+    <w:p>
+      <w:pPr>
+        <w:spacing w:after="120" w:line="320" w:lineRule="auto"/>
+        <w:ind w:left="720" w:hanging="720"/>
+        <w:jc w:val="both"/>
+      </w:pPr>
       <w:r>
         <w:rPr>
           <w:sz w:val="20"/>
           <w:szCs w:val="20"/>
         </w:rPr>
-        <w:t>ColMap</w:t>
-      </w:r>
-      <w:proofErr w:type="spellEnd"/>
+        <w:t>[4] R. B. Sousa, H. M. Sobreira, and A. P. Moreira, "A systematic literature review on long-term localization and mapping for mobile robots," Journal of Field Robotics, vol. 40, pp. 1245–1322, 2023. doi: 10.1002/rob.22170</w:t>
+      </w:r>
+    </w:p>
+    <w:p>
+      <w:pPr>
+        <w:spacing w:after="120" w:line="320" w:lineRule="auto"/>
+        <w:ind w:left="720" w:hanging="720"/>
+        <w:jc w:val="both"/>
+      </w:pPr>
       <w:r>
         <w:rPr>
           <w:sz w:val="20"/>
           <w:szCs w:val="20"/>
         </w:rPr>
-        <w:t xml:space="preserve">: A memory-efficient occupancy grid mapping framework," Robotics and Autonomous Systems, vol. 142, p. 103755, 2021. </w:t>
-      </w:r>
-      <w:proofErr w:type="spellStart"/>
+        <w:t>[5] A. Schaefer, D. Büscher, J. Vertens, L. Luft, and W. Burgard, "Long-term vehicle localization in urban environments based on pole landmarks extracted from 3-D LiDAR scans," Robotics and Autonomous Systems, vol. 136, p. 103709, 2021. doi: 10.1016/j.robot.2020.103709</w:t>
+      </w:r>
+    </w:p>
+    <w:p>
+      <w:pPr>
+        <w:spacing w:after="120" w:line="320" w:lineRule="auto"/>
+        <w:ind w:left="720" w:hanging="720"/>
+        <w:jc w:val="both"/>
+      </w:pPr>
       <w:r>
         <w:rPr>
           <w:sz w:val="20"/>
           <w:szCs w:val="20"/>
         </w:rPr>
-        <w:t>doi</w:t>
-      </w:r>
-      <w:proofErr w:type="spellEnd"/>
+        <w:t>[6] T. Horelican, "Utilizability of Navigation2/ROS2 in highly automated and distributed multi-robotic systems for industrial facilities," IFAC PapersOnLine, vol. 55-4, pp. 109–114, 2022. doi: 10.1016/j.ifacol.2022.06.018</w:t>
+      </w:r>
+    </w:p>
+    <w:p>
+      <w:pPr>
+        <w:spacing w:after="120" w:line="320" w:lineRule="auto"/>
+        <w:ind w:left="720" w:hanging="720"/>
+        <w:jc w:val="both"/>
+      </w:pPr>
       <w:r>
         <w:rPr>
           <w:sz w:val="20"/>
           <w:szCs w:val="20"/>
         </w:rPr>
-        <w:t>: 10.1016/j.robot.2021.103755</w:t>
+        <w:t>[7] M. A. Vega-Torres, A. Braun, and A. Borrmann, "SLAM2REF: Advancing long-term mapping with 3D LiDAR and reference map integration for precise 6-DoF trajectory estimation and map extension," Construction Robotics, vol. 8, p. 13, 2024. doi: 10.1007/s41693-024-00126-w</w:t>
       </w:r>
     </w:p>
     <w:p>
@@ -13658,299 +12239,7 @@
           <w:sz w:val="20"/>
           <w:szCs w:val="20"/>
         </w:rPr>
-        <w:t xml:space="preserve">[2] A. Hornung, K. M. Wurm, M. Bennewitz, C. </w:t>
-      </w:r>
-      <w:proofErr w:type="spellStart"/>
-      <w:r>
-        <w:rPr>
-          <w:sz w:val="20"/>
-          <w:szCs w:val="20"/>
-        </w:rPr>
-        <w:t>Stachniss</w:t>
-      </w:r>
-      <w:proofErr w:type="spellEnd"/>
-      <w:r>
-        <w:rPr>
-          <w:sz w:val="20"/>
-          <w:szCs w:val="20"/>
-        </w:rPr>
-        <w:t>, and W. Burgard, "</w:t>
-      </w:r>
-      <w:proofErr w:type="spellStart"/>
-      <w:r>
-        <w:rPr>
-          <w:sz w:val="20"/>
-          <w:szCs w:val="20"/>
-        </w:rPr>
-        <w:t>OctoMap</w:t>
-      </w:r>
-      <w:proofErr w:type="spellEnd"/>
-      <w:r>
-        <w:rPr>
-          <w:sz w:val="20"/>
-          <w:szCs w:val="20"/>
-        </w:rPr>
-        <w:t xml:space="preserve">: An efficient probabilistic 3D mapping framework based on octrees," Autonomous Robots, vol. 34, pp. 189–206, 2013. </w:t>
-      </w:r>
-      <w:proofErr w:type="spellStart"/>
-      <w:r>
-        <w:rPr>
-          <w:sz w:val="20"/>
-          <w:szCs w:val="20"/>
-        </w:rPr>
-        <w:t>doi</w:t>
-      </w:r>
-      <w:proofErr w:type="spellEnd"/>
-      <w:r>
-        <w:rPr>
-          <w:sz w:val="20"/>
-          <w:szCs w:val="20"/>
-        </w:rPr>
-        <w:t>: 10.1007/s10514-012-9321-0</w:t>
-      </w:r>
-    </w:p>
-    <w:p>
-      <w:pPr>
-        <w:spacing w:after="120" w:line="320" w:lineRule="auto"/>
-        <w:ind w:left="720" w:hanging="720"/>
-        <w:jc w:val="both"/>
-      </w:pPr>
-      <w:r>
-        <w:rPr>
-          <w:sz w:val="20"/>
-          <w:szCs w:val="20"/>
-        </w:rPr>
-        <w:t xml:space="preserve">[3] D. Gonzalez-Arjona, A. Sanchez, F. López-Colino, A. de Castro, and J. Garrido, "Simplified occupancy grid indoor mapping optimized for low-cost robots," ISPRS International Journal of Geo-Information, vol. 2, pp. 959–977, 2013. </w:t>
-      </w:r>
-      <w:proofErr w:type="spellStart"/>
-      <w:r>
-        <w:rPr>
-          <w:sz w:val="20"/>
-          <w:szCs w:val="20"/>
-        </w:rPr>
-        <w:t>doi</w:t>
-      </w:r>
-      <w:proofErr w:type="spellEnd"/>
-      <w:r>
-        <w:rPr>
-          <w:sz w:val="20"/>
-          <w:szCs w:val="20"/>
-        </w:rPr>
-        <w:t>: 10.3390/ijgi2040959</w:t>
-      </w:r>
-    </w:p>
-    <w:p>
-      <w:pPr>
-        <w:spacing w:after="120" w:line="320" w:lineRule="auto"/>
-        <w:ind w:left="720" w:hanging="720"/>
-        <w:jc w:val="both"/>
-      </w:pPr>
-      <w:r>
-        <w:rPr>
-          <w:sz w:val="20"/>
-          <w:szCs w:val="20"/>
-        </w:rPr>
-        <w:t xml:space="preserve">[4] R. B. Sousa, H. M. Sobreira, and A. P. Moreira, "A systematic literature review on long-term localization and mapping for mobile robots," Journal of Field Robotics, vol. 40, pp. 1245–1322, 2023. </w:t>
-      </w:r>
-      <w:proofErr w:type="spellStart"/>
-      <w:r>
-        <w:rPr>
-          <w:sz w:val="20"/>
-          <w:szCs w:val="20"/>
-        </w:rPr>
-        <w:t>doi</w:t>
-      </w:r>
-      <w:proofErr w:type="spellEnd"/>
-      <w:r>
-        <w:rPr>
-          <w:sz w:val="20"/>
-          <w:szCs w:val="20"/>
-        </w:rPr>
-        <w:t>: 10.1002/rob.22170</w:t>
-      </w:r>
-    </w:p>
-    <w:p>
-      <w:pPr>
-        <w:spacing w:after="120" w:line="320" w:lineRule="auto"/>
-        <w:ind w:left="720" w:hanging="720"/>
-        <w:jc w:val="both"/>
-      </w:pPr>
-      <w:r>
-        <w:rPr>
-          <w:sz w:val="20"/>
-          <w:szCs w:val="20"/>
-        </w:rPr>
-        <w:t xml:space="preserve">[5] A. Schaefer, D. Büscher, J. </w:t>
-      </w:r>
-      <w:proofErr w:type="spellStart"/>
-      <w:r>
-        <w:rPr>
-          <w:sz w:val="20"/>
-          <w:szCs w:val="20"/>
-        </w:rPr>
-        <w:t>Vertens</w:t>
-      </w:r>
-      <w:proofErr w:type="spellEnd"/>
-      <w:r>
-        <w:rPr>
-          <w:sz w:val="20"/>
-          <w:szCs w:val="20"/>
-        </w:rPr>
-        <w:t xml:space="preserve">, L. Luft, and W. Burgard, "Long-term vehicle localization in urban environments based on pole landmarks extracted from 3-D LiDAR scans," Robotics and Autonomous Systems, vol. 136, p. 103709, 2021. </w:t>
-      </w:r>
-      <w:proofErr w:type="spellStart"/>
-      <w:r>
-        <w:rPr>
-          <w:sz w:val="20"/>
-          <w:szCs w:val="20"/>
-        </w:rPr>
-        <w:t>doi</w:t>
-      </w:r>
-      <w:proofErr w:type="spellEnd"/>
-      <w:r>
-        <w:rPr>
-          <w:sz w:val="20"/>
-          <w:szCs w:val="20"/>
-        </w:rPr>
-        <w:t>: 10.1016/j.robot.2020.103709</w:t>
-      </w:r>
-    </w:p>
-    <w:p>
-      <w:pPr>
-        <w:spacing w:after="120" w:line="320" w:lineRule="auto"/>
-        <w:ind w:left="720" w:hanging="720"/>
-        <w:jc w:val="both"/>
-      </w:pPr>
-      <w:r>
-        <w:rPr>
-          <w:sz w:val="20"/>
-          <w:szCs w:val="20"/>
-        </w:rPr>
-        <w:t xml:space="preserve">[6] T. </w:t>
-      </w:r>
-      <w:proofErr w:type="spellStart"/>
-      <w:r>
-        <w:rPr>
-          <w:sz w:val="20"/>
-          <w:szCs w:val="20"/>
-        </w:rPr>
-        <w:t>Horelican</w:t>
-      </w:r>
-      <w:proofErr w:type="spellEnd"/>
-      <w:r>
-        <w:rPr>
-          <w:sz w:val="20"/>
-          <w:szCs w:val="20"/>
-        </w:rPr>
-        <w:t>, "</w:t>
-      </w:r>
-      <w:proofErr w:type="spellStart"/>
-      <w:r>
-        <w:rPr>
-          <w:sz w:val="20"/>
-          <w:szCs w:val="20"/>
-        </w:rPr>
-        <w:t>Utilizability</w:t>
-      </w:r>
-      <w:proofErr w:type="spellEnd"/>
-      <w:r>
-        <w:rPr>
-          <w:sz w:val="20"/>
-          <w:szCs w:val="20"/>
-        </w:rPr>
-        <w:t xml:space="preserve"> of Navigation2/ROS2 in highly automated and distributed multi-robotic systems for industrial facilities," IFAC </w:t>
-      </w:r>
-      <w:proofErr w:type="spellStart"/>
-      <w:r>
-        <w:rPr>
-          <w:sz w:val="20"/>
-          <w:szCs w:val="20"/>
-        </w:rPr>
-        <w:t>PapersOnLine</w:t>
-      </w:r>
-      <w:proofErr w:type="spellEnd"/>
-      <w:r>
-        <w:rPr>
-          <w:sz w:val="20"/>
-          <w:szCs w:val="20"/>
-        </w:rPr>
-        <w:t xml:space="preserve">, vol. 55-4, pp. 109–114, 2022. </w:t>
-      </w:r>
-      <w:proofErr w:type="spellStart"/>
-      <w:r>
-        <w:rPr>
-          <w:sz w:val="20"/>
-          <w:szCs w:val="20"/>
-        </w:rPr>
-        <w:t>doi</w:t>
-      </w:r>
-      <w:proofErr w:type="spellEnd"/>
-      <w:r>
-        <w:rPr>
-          <w:sz w:val="20"/>
-          <w:szCs w:val="20"/>
-        </w:rPr>
-        <w:t>: 10.1016/j.ifacol.2022.06.018</w:t>
-      </w:r>
-    </w:p>
-    <w:p>
-      <w:pPr>
-        <w:spacing w:after="120" w:line="320" w:lineRule="auto"/>
-        <w:ind w:left="720" w:hanging="720"/>
-        <w:jc w:val="both"/>
-      </w:pPr>
-      <w:r>
-        <w:rPr>
-          <w:sz w:val="20"/>
-          <w:szCs w:val="20"/>
-        </w:rPr>
-        <w:t xml:space="preserve">[7] M. A. Vega-Torres, A. Braun, and A. Borrmann, "SLAM2REF: Advancing long-term mapping with 3D LiDAR and reference map integration for precise 6-DoF trajectory estimation and map extension," Construction Robotics, vol. 8, p. 13, 2024. </w:t>
-      </w:r>
-      <w:proofErr w:type="spellStart"/>
-      <w:r>
-        <w:rPr>
-          <w:sz w:val="20"/>
-          <w:szCs w:val="20"/>
-        </w:rPr>
-        <w:t>doi</w:t>
-      </w:r>
-      <w:proofErr w:type="spellEnd"/>
-      <w:r>
-        <w:rPr>
-          <w:sz w:val="20"/>
-          <w:szCs w:val="20"/>
-        </w:rPr>
-        <w:t>: 10.1007/s41693-024-00126-w</w:t>
-      </w:r>
-    </w:p>
-    <w:p>
-      <w:pPr>
-        <w:spacing w:after="120" w:line="320" w:lineRule="auto"/>
-        <w:ind w:left="720" w:hanging="720"/>
-        <w:jc w:val="both"/>
-      </w:pPr>
-      <w:r>
-        <w:rPr>
-          <w:sz w:val="20"/>
-          <w:szCs w:val="20"/>
-        </w:rPr>
-        <w:t xml:space="preserve">[8] Y. Baek and J. K. Park, "Fast path generation algorithm for mobile robot navigation using hybrid map," Applied Sciences, vol. 15, p. 2414, 2025. </w:t>
-      </w:r>
-      <w:proofErr w:type="spellStart"/>
-      <w:r>
-        <w:rPr>
-          <w:sz w:val="20"/>
-          <w:szCs w:val="20"/>
-        </w:rPr>
-        <w:t>doi</w:t>
-      </w:r>
-      <w:proofErr w:type="spellEnd"/>
-      <w:r>
-        <w:rPr>
-          <w:sz w:val="20"/>
-          <w:szCs w:val="20"/>
-        </w:rPr>
-        <w:t>: 10.3390/app15052414</w:t>
+        <w:t>[8] Y. Baek and J. K. Park, "Fast path generation algorithm for mobile robot navigation using hybrid map," Applied Sciences, vol. 15, p. 2414, 2025. doi: 10.3390/app15052414</w:t>
       </w:r>
     </w:p>
     <w:p>
@@ -13971,25 +12260,8 @@
           <w:sz w:val="20"/>
           <w:szCs w:val="20"/>
         </w:rPr>
-        <w:t xml:space="preserve"> H. Yun and S. Yoo, "Semantic </w:t>
-      </w:r>
-      <w:proofErr w:type="gramStart"/>
-      <w:r>
-        <w:rPr>
-          <w:sz w:val="20"/>
-          <w:szCs w:val="20"/>
-        </w:rPr>
-        <w:t>zone based</w:t>
-      </w:r>
-      <w:proofErr w:type="gramEnd"/>
-      <w:r>
-        <w:rPr>
-          <w:sz w:val="20"/>
-          <w:szCs w:val="20"/>
-        </w:rPr>
-        <w:t xml:space="preserve"> 3D map management for mobile robot," </w:t>
-      </w:r>
-      <w:proofErr w:type="spellStart"/>
+        <w:t xml:space="preserve"> H. Yun and S. Yoo, "Semantic zone based 3D map management for mobile robot," </w:t>
+      </w:r>
       <w:r>
         <w:rPr>
           <w:i/>
@@ -13997,17 +12269,7 @@
           <w:sz w:val="20"/>
           <w:szCs w:val="20"/>
         </w:rPr>
-        <w:t>arXiv</w:t>
-      </w:r>
-      <w:proofErr w:type="spellEnd"/>
-      <w:r>
-        <w:rPr>
-          <w:i/>
-          <w:iCs/>
-          <w:sz w:val="20"/>
-          <w:szCs w:val="20"/>
-        </w:rPr>
-        <w:t xml:space="preserve"> preprint arXiv:2512.12228</w:t>
+        <w:t>arXiv preprint arXiv:2512.12228</w:t>
       </w:r>
       <w:r>
         <w:rPr>
@@ -14047,7 +12309,6 @@
         </w:rPr>
         <w:t xml:space="preserve">Y. Wang, L. Zhao, and S. Huang, "Grid-based submap joining: An efficient algorithm for simultaneously optimizing global occupancy map and local submap frames," </w:t>
       </w:r>
-      <w:proofErr w:type="spellStart"/>
       <w:r>
         <w:rPr>
           <w:i/>
@@ -14055,17 +12316,7 @@
           <w:sz w:val="20"/>
           <w:szCs w:val="20"/>
         </w:rPr>
-        <w:t>arXiv</w:t>
-      </w:r>
-      <w:proofErr w:type="spellEnd"/>
-      <w:r>
-        <w:rPr>
-          <w:i/>
-          <w:iCs/>
-          <w:sz w:val="20"/>
-          <w:szCs w:val="20"/>
-        </w:rPr>
-        <w:t xml:space="preserve"> preprint arXiv:2501.12764</w:t>
+        <w:t>arXiv preprint arXiv:2501.12764</w:t>
       </w:r>
       <w:r>
         <w:rPr>
@@ -14738,6 +12989,7 @@
   <w:style w:type="character" w:default="1" w:styleId="DefaultParagraphFont">
     <w:name w:val="Default Paragraph Font"/>
     <w:uiPriority w:val="1"/>
+    <w:semiHidden/>
     <w:unhideWhenUsed/>
   </w:style>
   <w:style w:type="table" w:default="1" w:styleId="TableNormal">
